--- a/Resultados_Fases/Fase 3_TFM_MIAR_RicardoSarabia.docx
+++ b/Resultados_Fases/Fase 3_TFM_MIAR_RicardoSarabia.docx
@@ -12575,17 +12575,19 @@
         <w:t xml:space="preserve"> </w:t>
       </w:r>
       <w:r>
-        <w:t xml:space="preserve">Evaluación del RMSE en el dominio angular bajo variación del ángulo inicial o1ini, plataforma inclinada Pitch=Roll=-10°. Fuente: Elaboración propia. </w:t>
+        <w:t>Evaluación del RMSE en el dominio angular bajo variación del ángulo inicial o1ini, plataforma inclinada Pitch=Roll=-10°. Fuente: Elaboración propia.</w:t>
+      </w:r>
+      <w:bookmarkEnd w:id="29"/>
+      <w:r>
+        <w:t xml:space="preserve"> </w:t>
       </w:r>
       <w:hyperlink r:id="rId29" w:history="1">
         <w:r>
           <w:rPr>
             <w:rStyle w:val="Hyperlink"/>
-            <w:u w:val="none"/>
           </w:rPr>
           <w:t>Enlace.</w:t>
         </w:r>
-        <w:bookmarkEnd w:id="29"/>
       </w:hyperlink>
     </w:p>
     <w:p>
@@ -12693,18 +12695,23 @@
         <w:t>.</w:t>
       </w:r>
       <w:r>
-        <w:t xml:space="preserve"> Respuesta temporal del sistema ante variaciones del ángulo inicial de operación en plataforma inclinada pitch=roll= -10. Fuente: Elaboración propia. </w:t>
+        <w:t xml:space="preserve"> Respuesta temporal del sistema ante variaciones del ángulo inicial de operación en plataforma inclinada pitch=roll= -10. Fuente: Elaboración propia.</w:t>
+      </w:r>
+      <w:bookmarkEnd w:id="31"/>
+      <w:r>
+        <w:t xml:space="preserve"> </w:t>
       </w:r>
       <w:hyperlink r:id="rId31" w:history="1">
         <w:r>
           <w:rPr>
             <w:rStyle w:val="Hyperlink"/>
-            <w:u w:val="none"/>
           </w:rPr>
-          <w:t>Enlace.</w:t>
+          <w:t>Enlace</w:t>
         </w:r>
-        <w:bookmarkEnd w:id="31"/>
       </w:hyperlink>
+      <w:r>
+        <w:t>.</w:t>
+      </w:r>
     </w:p>
     <w:p>
       <w:pPr>
@@ -12913,16 +12920,25 @@
       <w:r>
         <w:t xml:space="preserve"> Evaluación del RMSE en el dominio angular bajo variación retardo de señal en plataforma inclinada, pitch=roll= -10°. Fuente: Elaboración propia. </w:t>
       </w:r>
-      <w:hyperlink r:id="rId33" w:history="1">
-        <w:r>
-          <w:rPr>
-            <w:rStyle w:val="Hyperlink"/>
-            <w:u w:val="none"/>
-          </w:rPr>
-          <w:t>Enlace.</w:t>
-        </w:r>
-        <w:bookmarkEnd w:id="32"/>
-      </w:hyperlink>
+      <w:bookmarkEnd w:id="32"/>
+      <w:r>
+        <w:fldChar w:fldCharType="begin"/>
+      </w:r>
+      <w:r>
+        <w:instrText>HYPERLINK "https://github.com/RichardSarabia/SimuladorBrazoLazaro_RLAgent_TFM_RicardoSarabia/blob/main/Fase3/03_results/Evaluación%20AgenteRL_F3–%20PlataformaInclinada/EvaluacionSweep_dominioangular_retardo.png"</w:instrText>
+      </w:r>
+      <w:r>
+        <w:fldChar w:fldCharType="separate"/>
+      </w:r>
+      <w:r>
+        <w:rPr>
+          <w:rStyle w:val="Hyperlink"/>
+        </w:rPr>
+        <w:t>Enlace.</w:t>
+      </w:r>
+      <w:r>
+        <w:fldChar w:fldCharType="end"/>
+      </w:r>
     </w:p>
     <w:p>
       <w:pPr>
@@ -12986,7 +13002,7 @@
                     </pic:cNvPicPr>
                   </pic:nvPicPr>
                   <pic:blipFill>
-                    <a:blip r:embed="rId34"/>
+                    <a:blip r:embed="rId33"/>
                     <a:stretch>
                       <a:fillRect/>
                     </a:stretch>
@@ -13031,16 +13047,25 @@
       <w:r>
         <w:t xml:space="preserve"> Respuesta temporal del sistema ante retardo en el lazo de control en plataforma inclinada pitch=roll= -10. Fuente: Elaboración propia. </w:t>
       </w:r>
-      <w:hyperlink r:id="rId35" w:history="1">
-        <w:r>
-          <w:rPr>
-            <w:rStyle w:val="Hyperlink"/>
-            <w:u w:val="none"/>
-          </w:rPr>
-          <w:t>Enlace.</w:t>
-        </w:r>
-        <w:bookmarkEnd w:id="34"/>
-      </w:hyperlink>
+      <w:bookmarkEnd w:id="34"/>
+      <w:r>
+        <w:fldChar w:fldCharType="begin"/>
+      </w:r>
+      <w:r>
+        <w:instrText>HYPERLINK "https://github.com/RichardSarabia/SimuladorBrazoLazaro_RLAgent_TFM_RicardoSarabia/blob/main/Fase3/03_results/Evaluación%20AgenteRL_F3–%20PlataformaInclinada/EvaluacionSweep_respTemporal_retardo.png"</w:instrText>
+      </w:r>
+      <w:r>
+        <w:fldChar w:fldCharType="separate"/>
+      </w:r>
+      <w:r>
+        <w:rPr>
+          <w:rStyle w:val="Hyperlink"/>
+        </w:rPr>
+        <w:t>Enlace.</w:t>
+      </w:r>
+      <w:r>
+        <w:fldChar w:fldCharType="end"/>
+      </w:r>
     </w:p>
     <w:p>
       <w:pPr>
@@ -13207,7 +13232,7 @@
                     </pic:cNvPicPr>
                   </pic:nvPicPr>
                   <pic:blipFill>
-                    <a:blip r:embed="rId36"/>
+                    <a:blip r:embed="rId34"/>
                     <a:stretch>
                       <a:fillRect/>
                     </a:stretch>
@@ -13258,16 +13283,25 @@
       <w:r>
         <w:t xml:space="preserve"> inclinada pitch=roll=-10°. Fuente: Elaboración propia. </w:t>
       </w:r>
-      <w:hyperlink r:id="rId37" w:history="1">
-        <w:r>
-          <w:rPr>
-            <w:rStyle w:val="Hyperlink"/>
-            <w:u w:val="none"/>
-          </w:rPr>
-          <w:t>Enlace.</w:t>
-        </w:r>
-        <w:bookmarkEnd w:id="36"/>
-      </w:hyperlink>
+      <w:bookmarkEnd w:id="36"/>
+      <w:r>
+        <w:fldChar w:fldCharType="begin"/>
+      </w:r>
+      <w:r>
+        <w:instrText>HYPERLINK "https://github.com/RichardSarabia/SimuladorBrazoLazaro_RLAgent_TFM_RicardoSarabia/blob/main/Fase3/03_results/Evaluación%20AgenteRL_F3–%20PlataformaInclinada/EvaluacionSweep_dominioangular_do1ini.png"</w:instrText>
+      </w:r>
+      <w:r>
+        <w:fldChar w:fldCharType="separate"/>
+      </w:r>
+      <w:r>
+        <w:rPr>
+          <w:rStyle w:val="Hyperlink"/>
+        </w:rPr>
+        <w:t>Enlace.</w:t>
+      </w:r>
+      <w:r>
+        <w:fldChar w:fldCharType="end"/>
+      </w:r>
     </w:p>
     <w:p>
       <w:pPr>
@@ -13330,7 +13364,7 @@
                     </pic:cNvPicPr>
                   </pic:nvPicPr>
                   <pic:blipFill>
-                    <a:blip r:embed="rId38"/>
+                    <a:blip r:embed="rId35"/>
                     <a:stretch>
                       <a:fillRect/>
                     </a:stretch>
@@ -13383,16 +13417,25 @@
       <w:r>
         <w:t xml:space="preserve"> pitch=roll=-10°. Fuente: Elaboración propia. </w:t>
       </w:r>
-      <w:hyperlink r:id="rId39" w:history="1">
-        <w:r>
-          <w:rPr>
-            <w:rStyle w:val="Hyperlink"/>
-            <w:u w:val="none"/>
-          </w:rPr>
-          <w:t>Enlace.</w:t>
-        </w:r>
-        <w:bookmarkEnd w:id="38"/>
-      </w:hyperlink>
+      <w:bookmarkEnd w:id="38"/>
+      <w:r>
+        <w:fldChar w:fldCharType="begin"/>
+      </w:r>
+      <w:r>
+        <w:instrText>HYPERLINK "https://github.com/RichardSarabia/SimuladorBrazoLazaro_RLAgent_TFM_RicardoSarabia/blob/main/Fase3/03_results/Evaluación%20AgenteRL_F3–%20PlataformaInclinada/EvaluacionSweep_respTemporal_do1ini.png"</w:instrText>
+      </w:r>
+      <w:r>
+        <w:fldChar w:fldCharType="separate"/>
+      </w:r>
+      <w:r>
+        <w:rPr>
+          <w:rStyle w:val="Hyperlink"/>
+        </w:rPr>
+        <w:t>Enlace.</w:t>
+      </w:r>
+      <w:r>
+        <w:fldChar w:fldCharType="end"/>
+      </w:r>
     </w:p>
     <w:p>
       <w:pPr>
@@ -13589,7 +13632,7 @@
                     <pic:cNvPicPr/>
                   </pic:nvPicPr>
                   <pic:blipFill>
-                    <a:blip r:embed="rId40"/>
+                    <a:blip r:embed="rId36"/>
                     <a:stretch>
                       <a:fillRect/>
                     </a:stretch>
@@ -13634,19 +13677,21 @@
       <w:r>
         <w:t xml:space="preserve"> Evaluación del RMSE en el dominio angular del PID vs Controlador RL Fase2, plataforma plana. Fuente: Elaboración propia.</w:t>
       </w:r>
+      <w:bookmarkEnd w:id="41"/>
       <w:r>
         <w:t xml:space="preserve"> </w:t>
       </w:r>
-      <w:hyperlink r:id="rId41" w:history="1">
+      <w:hyperlink r:id="rId37" w:history="1">
         <w:r>
           <w:rPr>
             <w:rStyle w:val="Hyperlink"/>
-            <w:u w:val="none"/>
           </w:rPr>
           <w:t>Enlace.</w:t>
         </w:r>
-        <w:bookmarkEnd w:id="41"/>
       </w:hyperlink>
+      <w:r>
+        <w:t xml:space="preserve"> </w:t>
+      </w:r>
     </w:p>
     <w:p>
       <w:pPr>
@@ -13691,7 +13736,7 @@
                     <pic:cNvPicPr/>
                   </pic:nvPicPr>
                   <pic:blipFill>
-                    <a:blip r:embed="rId42"/>
+                    <a:blip r:embed="rId38"/>
                     <a:stretch>
                       <a:fillRect/>
                     </a:stretch>
@@ -13739,16 +13784,25 @@
       <w:r>
         <w:t xml:space="preserve">0°. Fuente: Elaboración propia. </w:t>
       </w:r>
-      <w:hyperlink r:id="rId43" w:history="1">
-        <w:r>
-          <w:rPr>
-            <w:rStyle w:val="Hyperlink"/>
-            <w:u w:val="none"/>
-          </w:rPr>
-          <w:t>Enlace.</w:t>
-        </w:r>
-        <w:bookmarkEnd w:id="43"/>
-      </w:hyperlink>
+      <w:bookmarkEnd w:id="43"/>
+      <w:r>
+        <w:fldChar w:fldCharType="begin"/>
+      </w:r>
+      <w:r>
+        <w:instrText>HYPERLINK "https://github.com/RichardSarabia/SimuladorBrazoLazaro_RLAgent_TFM_RicardoSarabia/blob/main/Fase3/03_results/ComparacionPID_vs_RL_F3/ComparacionPIDvsRL.png"</w:instrText>
+      </w:r>
+      <w:r>
+        <w:fldChar w:fldCharType="separate"/>
+      </w:r>
+      <w:r>
+        <w:rPr>
+          <w:rStyle w:val="Hyperlink"/>
+        </w:rPr>
+        <w:t>Enlace.</w:t>
+      </w:r>
+      <w:r>
+        <w:fldChar w:fldCharType="end"/>
+      </w:r>
     </w:p>
     <w:p>
       <w:pPr>
@@ -13915,12 +13969,24 @@
       <w:r>
         <w:t xml:space="preserve">) del agente RL en Fase 3. Fuente: Elaboración propi. </w:t>
       </w:r>
-      <w:hyperlink r:id="rId44" w:history="1">
+      <w:hyperlink r:id="rId39" w:history="1">
         <w:r>
           <w:rPr>
             <w:rStyle w:val="Hyperlink"/>
           </w:rPr>
-          <w:t>Enlace.</w:t>
+          <w:t>E</w:t>
+        </w:r>
+        <w:r>
+          <w:rPr>
+            <w:rStyle w:val="Hyperlink"/>
+          </w:rPr>
+          <w:t>n</w:t>
+        </w:r>
+        <w:r>
+          <w:rPr>
+            <w:rStyle w:val="Hyperlink"/>
+          </w:rPr>
+          <w:t>lace.</w:t>
         </w:r>
       </w:hyperlink>
     </w:p>
@@ -13951,7 +14017,7 @@
                     <pic:cNvPicPr/>
                   </pic:nvPicPr>
                   <pic:blipFill>
-                    <a:blip r:embed="rId45"/>
+                    <a:blip r:embed="rId40"/>
                     <a:stretch>
                       <a:fillRect/>
                     </a:stretch>
@@ -14717,7 +14783,7 @@
           <w:color w:val="000000" w:themeColor="text1"/>
         </w:rPr>
       </w:pPr>
-      <w:hyperlink r:id="rId46" w:history="1">
+      <w:hyperlink r:id="rId41" w:history="1">
         <w:r>
           <w:rPr>
             <w:rStyle w:val="Hyperlink"/>
@@ -14769,7 +14835,7 @@
         </w:rPr>
         <w:t>Modos en el Entrenamiento: [</w:t>
       </w:r>
-      <w:hyperlink r:id="rId47" w:history="1">
+      <w:hyperlink r:id="rId42" w:history="1">
         <w:r>
           <w:rPr>
             <w:rStyle w:val="Hyperlink"/>
@@ -14784,7 +14850,7 @@
         </w:rPr>
         <w:t xml:space="preserve">, </w:t>
       </w:r>
-      <w:hyperlink r:id="rId48" w:history="1">
+      <w:hyperlink r:id="rId43" w:history="1">
         <w:r>
           <w:rPr>
             <w:rStyle w:val="Hyperlink"/>
@@ -14834,7 +14900,7 @@
         </w:rPr>
         <w:t xml:space="preserve"> [</w:t>
       </w:r>
-      <w:hyperlink r:id="rId49" w:history="1">
+      <w:hyperlink r:id="rId44" w:history="1">
         <w:r>
           <w:rPr>
             <w:rStyle w:val="Hyperlink"/>
@@ -14855,7 +14921,7 @@
         </w:rPr>
         <w:t xml:space="preserve">, </w:t>
       </w:r>
-      <w:hyperlink r:id="rId50" w:history="1">
+      <w:hyperlink r:id="rId45" w:history="1">
         <w:r>
           <w:rPr>
             <w:rStyle w:val="Hyperlink"/>
@@ -14899,7 +14965,7 @@
       <w:r>
         <w:t>[</w:t>
       </w:r>
-      <w:hyperlink r:id="rId51" w:history="1">
+      <w:hyperlink r:id="rId46" w:history="1">
         <w:r>
           <w:rPr>
             <w:rStyle w:val="Hyperlink"/>
@@ -14910,7 +14976,7 @@
       <w:r>
         <w:t xml:space="preserve">], </w:t>
       </w:r>
-      <w:hyperlink r:id="rId52" w:history="1">
+      <w:hyperlink r:id="rId47" w:history="1">
         <w:r>
           <w:rPr>
             <w:rStyle w:val="Hyperlink"/>
@@ -14961,7 +15027,7 @@
         </w:rPr>
         <w:t>: [</w:t>
       </w:r>
-      <w:hyperlink r:id="rId53" w:history="1">
+      <w:hyperlink r:id="rId48" w:history="1">
         <w:r>
           <w:rPr>
             <w:rStyle w:val="Hyperlink"/>
@@ -14982,7 +15048,7 @@
         </w:rPr>
         <w:t xml:space="preserve">, </w:t>
       </w:r>
-      <w:hyperlink r:id="rId54" w:history="1">
+      <w:hyperlink r:id="rId49" w:history="1">
         <w:r>
           <w:rPr>
             <w:rStyle w:val="Hyperlink"/>
@@ -15014,7 +15080,7 @@
         </w:rPr>
         <w:t>Observables: [</w:t>
       </w:r>
-      <w:hyperlink r:id="rId55" w:history="1">
+      <w:hyperlink r:id="rId50" w:history="1">
         <w:r>
           <w:rPr>
             <w:rStyle w:val="Hyperlink"/>
@@ -15035,7 +15101,7 @@
         </w:rPr>
         <w:t xml:space="preserve">, </w:t>
       </w:r>
-      <w:hyperlink r:id="rId56" w:history="1">
+      <w:hyperlink r:id="rId51" w:history="1">
         <w:r>
           <w:rPr>
             <w:rStyle w:val="Hyperlink"/>
@@ -15069,7 +15135,7 @@
         </w:rPr>
         <w:t>Bufferlength: [</w:t>
       </w:r>
-      <w:hyperlink r:id="rId57" w:history="1">
+      <w:hyperlink r:id="rId52" w:history="1">
         <w:r>
           <w:rPr>
             <w:rStyle w:val="TextkrperZchn"/>
@@ -15090,7 +15156,7 @@
         </w:rPr>
         <w:t xml:space="preserve"> </w:t>
       </w:r>
-      <w:hyperlink r:id="rId58" w:history="1">
+      <w:hyperlink r:id="rId53" w:history="1">
         <w:r>
           <w:rPr>
             <w:rStyle w:val="Hyperlink"/>
@@ -15127,7 +15193,7 @@
         </w:rPr>
         <w:t>Warm-start Steps: [</w:t>
       </w:r>
-      <w:hyperlink r:id="rId59" w:history="1">
+      <w:hyperlink r:id="rId54" w:history="1">
         <w:r>
           <w:rPr>
             <w:rStyle w:val="TextkrperZchn"/>
@@ -15148,7 +15214,7 @@
         </w:rPr>
         <w:t xml:space="preserve"> </w:t>
       </w:r>
-      <w:hyperlink r:id="rId60" w:history="1">
+      <w:hyperlink r:id="rId55" w:history="1">
         <w:r>
           <w:rPr>
             <w:rStyle w:val="Hyperlink"/>
@@ -15201,7 +15267,7 @@
         </w:rPr>
         <w:t xml:space="preserve"> [</w:t>
       </w:r>
-      <w:hyperlink r:id="rId61" w:history="1">
+      <w:hyperlink r:id="rId56" w:history="1">
         <w:r>
           <w:rPr>
             <w:rStyle w:val="Hyperlink"/>
@@ -15216,7 +15282,7 @@
         </w:rPr>
         <w:t xml:space="preserve">], </w:t>
       </w:r>
-      <w:hyperlink r:id="rId62" w:history="1">
+      <w:hyperlink r:id="rId57" w:history="1">
         <w:r>
           <w:rPr>
             <w:rStyle w:val="Hyperlink"/>
@@ -15254,7 +15320,7 @@
         </w:rPr>
         <w:t>Taza de Aprendizaje: [</w:t>
       </w:r>
-      <w:hyperlink r:id="rId63" w:history="1">
+      <w:hyperlink r:id="rId58" w:history="1">
         <w:r>
           <w:rPr>
             <w:rStyle w:val="Hyperlink"/>
@@ -15275,7 +15341,7 @@
         </w:rPr>
         <w:t xml:space="preserve"> </w:t>
       </w:r>
-      <w:hyperlink r:id="rId64" w:history="1">
+      <w:hyperlink r:id="rId59" w:history="1">
         <w:r>
           <w:rPr>
             <w:rStyle w:val="Hyperlink"/>
@@ -15315,7 +15381,7 @@
         </w:rPr>
         <w:t>Minie Batchsize: [</w:t>
       </w:r>
-      <w:hyperlink r:id="rId65" w:history="1">
+      <w:hyperlink r:id="rId60" w:history="1">
         <w:r>
           <w:rPr>
             <w:rStyle w:val="Hyperlink"/>
@@ -15330,7 +15396,7 @@
         </w:rPr>
         <w:t xml:space="preserve">], </w:t>
       </w:r>
-      <w:hyperlink r:id="rId66" w:history="1">
+      <w:hyperlink r:id="rId61" w:history="1">
         <w:r>
           <w:rPr>
             <w:rStyle w:val="Hyperlink"/>
@@ -15374,7 +15440,7 @@
       <w:r>
         <w:t>[</w:t>
       </w:r>
-      <w:hyperlink r:id="rId67" w:history="1">
+      <w:hyperlink r:id="rId62" w:history="1">
         <w:r>
           <w:rPr>
             <w:rStyle w:val="Hyperlink"/>
@@ -15388,7 +15454,7 @@
       <w:r>
         <w:t xml:space="preserve">, </w:t>
       </w:r>
-      <w:hyperlink r:id="rId68" w:history="1">
+      <w:hyperlink r:id="rId63" w:history="1">
         <w:r>
           <w:rPr>
             <w:rStyle w:val="Hyperlink"/>
@@ -15431,7 +15497,7 @@
       <w:r>
         <w:t>Función de Recompensa: [</w:t>
       </w:r>
-      <w:hyperlink r:id="rId69" w:history="1">
+      <w:hyperlink r:id="rId64" w:history="1">
         <w:r>
           <w:rPr>
             <w:rStyle w:val="Hyperlink"/>
@@ -15445,7 +15511,7 @@
       <w:r>
         <w:t xml:space="preserve">, </w:t>
       </w:r>
-      <w:hyperlink r:id="rId70" w:history="1">
+      <w:hyperlink r:id="rId65" w:history="1">
         <w:r>
           <w:rPr>
             <w:rStyle w:val="Hyperlink"/>
@@ -15474,7 +15540,7 @@
       <w:r>
         <w:t>Función de Recompensa Sistema A: [</w:t>
       </w:r>
-      <w:hyperlink r:id="rId71" w:history="1">
+      <w:hyperlink r:id="rId66" w:history="1">
         <w:r>
           <w:rPr>
             <w:rStyle w:val="Hyperlink"/>
@@ -15488,7 +15554,7 @@
       <w:r>
         <w:t xml:space="preserve">, </w:t>
       </w:r>
-      <w:hyperlink r:id="rId72" w:history="1">
+      <w:hyperlink r:id="rId67" w:history="1">
         <w:r>
           <w:rPr>
             <w:rStyle w:val="Hyperlink"/>
@@ -15523,7 +15589,7 @@
       <w:r>
         <w:t>: [</w:t>
       </w:r>
-      <w:hyperlink r:id="rId73" w:history="1">
+      <w:hyperlink r:id="rId68" w:history="1">
         <w:r>
           <w:rPr>
             <w:rStyle w:val="Hyperlink"/>
@@ -15537,7 +15603,7 @@
       <w:r>
         <w:t xml:space="preserve">, </w:t>
       </w:r>
-      <w:hyperlink r:id="rId74" w:history="1">
+      <w:hyperlink r:id="rId69" w:history="1">
         <w:r>
           <w:rPr>
             <w:rStyle w:val="Hyperlink"/>
@@ -15572,7 +15638,7 @@
       <w:r>
         <w:t>: [</w:t>
       </w:r>
-      <w:hyperlink r:id="rId75" w:history="1">
+      <w:hyperlink r:id="rId70" w:history="1">
         <w:r>
           <w:rPr>
             <w:rStyle w:val="Hyperlink"/>
@@ -15586,7 +15652,7 @@
       <w:r>
         <w:t xml:space="preserve">, </w:t>
       </w:r>
-      <w:hyperlink r:id="rId76" w:history="1">
+      <w:hyperlink r:id="rId71" w:history="1">
         <w:r>
           <w:rPr>
             <w:rStyle w:val="Hyperlink"/>
@@ -15694,7 +15760,7 @@
         </w:rPr>
         <w:t>[</w:t>
       </w:r>
-      <w:hyperlink r:id="rId77" w:history="1">
+      <w:hyperlink r:id="rId72" w:history="1">
         <w:r>
           <w:rPr>
             <w:rStyle w:val="Hyperlink"/>
@@ -15744,7 +15810,7 @@
         </w:rPr>
         <w:t xml:space="preserve"> [</w:t>
       </w:r>
-      <w:hyperlink r:id="rId78" w:history="1">
+      <w:hyperlink r:id="rId73" w:history="1">
         <w:r>
           <w:rPr>
             <w:rStyle w:val="Hyperlink"/>
@@ -15784,7 +15850,7 @@
       <w:r>
         <w:t>: [</w:t>
       </w:r>
-      <w:hyperlink r:id="rId79" w:history="1">
+      <w:hyperlink r:id="rId74" w:history="1">
         <w:r>
           <w:rPr>
             <w:rStyle w:val="Hyperlink"/>
@@ -15795,7 +15861,7 @@
       <w:r>
         <w:t xml:space="preserve">], </w:t>
       </w:r>
-      <w:hyperlink r:id="rId80" w:history="1">
+      <w:hyperlink r:id="rId75" w:history="1">
         <w:r>
           <w:rPr>
             <w:rFonts w:ascii="Times New Roman" w:hAnsi="Times New Roman"/>
@@ -15851,7 +15917,7 @@
         </w:rPr>
         <w:t>[</w:t>
       </w:r>
-      <w:hyperlink r:id="rId81" w:history="1">
+      <w:hyperlink r:id="rId76" w:history="1">
         <w:r>
           <w:rPr>
             <w:rStyle w:val="Hyperlink"/>
@@ -15875,7 +15941,7 @@
         </w:rPr>
         <w:t xml:space="preserve"> </w:t>
       </w:r>
-      <w:hyperlink r:id="rId82" w:history="1">
+      <w:hyperlink r:id="rId77" w:history="1">
         <w:r>
           <w:rPr>
             <w:rStyle w:val="Hyperlink"/>
@@ -15911,7 +15977,7 @@
         </w:rPr>
         <w:t>[</w:t>
       </w:r>
-      <w:hyperlink r:id="rId83" w:history="1">
+      <w:hyperlink r:id="rId78" w:history="1">
         <w:r>
           <w:rPr>
             <w:rStyle w:val="Hyperlink"/>
@@ -15926,7 +15992,7 @@
         </w:rPr>
         <w:t xml:space="preserve">], </w:t>
       </w:r>
-      <w:hyperlink r:id="rId84" w:history="1">
+      <w:hyperlink r:id="rId79" w:history="1">
         <w:r>
           <w:rPr>
             <w:rStyle w:val="Hyperlink"/>
@@ -15968,7 +16034,7 @@
         </w:rPr>
         <w:t xml:space="preserve"> [</w:t>
       </w:r>
-      <w:hyperlink r:id="rId85" w:history="1">
+      <w:hyperlink r:id="rId80" w:history="1">
         <w:r>
           <w:rPr>
             <w:rStyle w:val="Hyperlink"/>
@@ -15989,7 +16055,7 @@
         </w:rPr>
         <w:t xml:space="preserve"> </w:t>
       </w:r>
-      <w:hyperlink r:id="rId86" w:history="1">
+      <w:hyperlink r:id="rId81" w:history="1">
         <w:r>
           <w:rPr>
             <w:rStyle w:val="Hyperlink"/>
@@ -16031,7 +16097,7 @@
       <w:r>
         <w:t>[</w:t>
       </w:r>
-      <w:hyperlink r:id="rId87" w:history="1">
+      <w:hyperlink r:id="rId82" w:history="1">
         <w:r>
           <w:rPr>
             <w:rStyle w:val="Hyperlink"/>
@@ -16094,7 +16160,7 @@
         </w:rPr>
         <w:t xml:space="preserve"> [</w:t>
       </w:r>
-      <w:hyperlink r:id="rId88" w:history="1">
+      <w:hyperlink r:id="rId83" w:history="1">
         <w:r>
           <w:rPr>
             <w:rStyle w:val="Hyperlink"/>
@@ -16109,7 +16175,7 @@
         </w:rPr>
         <w:t xml:space="preserve">], </w:t>
       </w:r>
-      <w:hyperlink r:id="rId89" w:history="1">
+      <w:hyperlink r:id="rId84" w:history="1">
         <w:r>
           <w:rPr>
             <w:rStyle w:val="Hyperlink"/>
@@ -16203,7 +16269,7 @@
         </w:rPr>
         <w:t>[</w:t>
       </w:r>
-      <w:hyperlink r:id="rId90" w:history="1">
+      <w:hyperlink r:id="rId85" w:history="1">
         <w:r>
           <w:rPr>
             <w:rStyle w:val="Hyperlink"/>
@@ -16227,7 +16293,7 @@
         </w:rPr>
         <w:t xml:space="preserve"> </w:t>
       </w:r>
-      <w:hyperlink r:id="rId91" w:history="1">
+      <w:hyperlink r:id="rId86" w:history="1">
         <w:r>
           <w:rPr>
             <w:rStyle w:val="Hyperlink"/>
@@ -16292,7 +16358,7 @@
         </w:rPr>
         <w:t>[</w:t>
       </w:r>
-      <w:hyperlink r:id="rId92" w:history="1">
+      <w:hyperlink r:id="rId87" w:history="1">
         <w:r>
           <w:rPr>
             <w:rStyle w:val="Hyperlink"/>
@@ -16307,7 +16373,7 @@
         </w:rPr>
         <w:t xml:space="preserve">], </w:t>
       </w:r>
-      <w:hyperlink r:id="rId93" w:history="1">
+      <w:hyperlink r:id="rId88" w:history="1">
         <w:r>
           <w:rPr>
             <w:rStyle w:val="Hyperlink"/>
@@ -16358,7 +16424,7 @@
         </w:rPr>
         <w:t xml:space="preserve"> [</w:t>
       </w:r>
-      <w:hyperlink r:id="rId94" w:history="1">
+      <w:hyperlink r:id="rId89" w:history="1">
         <w:r>
           <w:rPr>
             <w:rStyle w:val="Hyperlink"/>
@@ -16424,7 +16490,7 @@
       <w:r>
         <w:t>[</w:t>
       </w:r>
-      <w:hyperlink r:id="rId95" w:history="1">
+      <w:hyperlink r:id="rId90" w:history="1">
         <w:r>
           <w:rPr>
             <w:rStyle w:val="Hyperlink"/>
@@ -16435,7 +16501,7 @@
       <w:r>
         <w:t xml:space="preserve">],  </w:t>
       </w:r>
-      <w:hyperlink r:id="rId96" w:history="1">
+      <w:hyperlink r:id="rId91" w:history="1">
         <w:r>
           <w:rPr>
             <w:rStyle w:val="Hyperlink"/>
@@ -16501,7 +16567,7 @@
         </w:rPr>
         <w:t xml:space="preserve"> [</w:t>
       </w:r>
-      <w:hyperlink r:id="rId97" w:history="1">
+      <w:hyperlink r:id="rId92" w:history="1">
         <w:r>
           <w:rPr>
             <w:rStyle w:val="Hyperlink"/>
@@ -16569,7 +16635,7 @@
         </w:rPr>
         <w:t>[</w:t>
       </w:r>
-      <w:hyperlink r:id="rId98" w:history="1">
+      <w:hyperlink r:id="rId93" w:history="1">
         <w:r>
           <w:rPr>
             <w:rStyle w:val="Hyperlink"/>
@@ -16590,7 +16656,7 @@
         </w:rPr>
         <w:t xml:space="preserve"> </w:t>
       </w:r>
-      <w:hyperlink r:id="rId99" w:history="1">
+      <w:hyperlink r:id="rId94" w:history="1">
         <w:r>
           <w:rPr>
             <w:rStyle w:val="Hyperlink"/>
@@ -16646,7 +16712,7 @@
         </w:rPr>
         <w:t>[</w:t>
       </w:r>
-      <w:hyperlink r:id="rId100" w:history="1">
+      <w:hyperlink r:id="rId95" w:history="1">
         <w:r>
           <w:rPr>
             <w:rStyle w:val="Hyperlink"/>
@@ -16661,7 +16727,7 @@
         </w:rPr>
         <w:t xml:space="preserve">], </w:t>
       </w:r>
-      <w:hyperlink r:id="rId101" w:history="1">
+      <w:hyperlink r:id="rId96" w:history="1">
         <w:r>
           <w:rPr>
             <w:rStyle w:val="Hyperlink"/>
@@ -16718,7 +16784,7 @@
         </w:rPr>
         <w:t>[</w:t>
       </w:r>
-      <w:hyperlink r:id="rId102" w:history="1">
+      <w:hyperlink r:id="rId97" w:history="1">
         <w:r>
           <w:rPr>
             <w:rStyle w:val="Hyperlink"/>
@@ -16733,7 +16799,7 @@
         </w:rPr>
         <w:t xml:space="preserve">], </w:t>
       </w:r>
-      <w:hyperlink r:id="rId103" w:history="1">
+      <w:hyperlink r:id="rId98" w:history="1">
         <w:r>
           <w:rPr>
             <w:rStyle w:val="Hyperlink"/>
@@ -16787,7 +16853,7 @@
         </w:rPr>
         <w:t xml:space="preserve"> [</w:t>
       </w:r>
-      <w:hyperlink r:id="rId104" w:history="1">
+      <w:hyperlink r:id="rId99" w:history="1">
         <w:r>
           <w:rPr>
             <w:rStyle w:val="Hyperlink"/>
@@ -16802,7 +16868,7 @@
         </w:rPr>
         <w:t xml:space="preserve">], </w:t>
       </w:r>
-      <w:hyperlink r:id="rId105" w:history="1">
+      <w:hyperlink r:id="rId100" w:history="1">
         <w:r>
           <w:rPr>
             <w:rStyle w:val="Hyperlink"/>
@@ -16875,7 +16941,7 @@
         </w:rPr>
         <w:t>[</w:t>
       </w:r>
-      <w:hyperlink r:id="rId106" w:history="1">
+      <w:hyperlink r:id="rId101" w:history="1">
         <w:r>
           <w:rPr>
             <w:rStyle w:val="Hyperlink"/>
@@ -16890,7 +16956,7 @@
         </w:rPr>
         <w:t xml:space="preserve">], </w:t>
       </w:r>
-      <w:hyperlink r:id="rId107" w:history="1">
+      <w:hyperlink r:id="rId102" w:history="1">
         <w:r>
           <w:rPr>
             <w:rStyle w:val="Hyperlink"/>
@@ -16965,7 +17031,7 @@
         </w:rPr>
         <w:t>[</w:t>
       </w:r>
-      <w:hyperlink r:id="rId108" w:history="1">
+      <w:hyperlink r:id="rId103" w:history="1">
         <w:r>
           <w:rPr>
             <w:rStyle w:val="Hyperlink"/>
@@ -16980,7 +17046,7 @@
         </w:rPr>
         <w:t xml:space="preserve">],  </w:t>
       </w:r>
-      <w:hyperlink r:id="rId109" w:history="1">
+      <w:hyperlink r:id="rId104" w:history="1">
         <w:r>
           <w:rPr>
             <w:rStyle w:val="Hyperlink"/>
@@ -17015,7 +17081,7 @@
         </w:rPr>
         <w:t>[</w:t>
       </w:r>
-      <w:hyperlink r:id="rId110" w:history="1">
+      <w:hyperlink r:id="rId105" w:history="1">
         <w:r>
           <w:rPr>
             <w:rStyle w:val="Hyperlink"/>
@@ -17036,7 +17102,7 @@
         </w:rPr>
         <w:t xml:space="preserve"> </w:t>
       </w:r>
-      <w:hyperlink r:id="rId111" w:history="1">
+      <w:hyperlink r:id="rId106" w:history="1">
         <w:r>
           <w:rPr>
             <w:rStyle w:val="Hyperlink"/>
@@ -17078,7 +17144,7 @@
         </w:rPr>
         <w:t>[</w:t>
       </w:r>
-      <w:hyperlink r:id="rId112" w:history="1">
+      <w:hyperlink r:id="rId107" w:history="1">
         <w:r>
           <w:rPr>
             <w:rStyle w:val="Hyperlink"/>
@@ -17103,7 +17169,7 @@
         </w:rPr>
         <w:t xml:space="preserve"> </w:t>
       </w:r>
-      <w:hyperlink r:id="rId113" w:history="1">
+      <w:hyperlink r:id="rId108" w:history="1">
         <w:r>
           <w:rPr>
             <w:rStyle w:val="Hyperlink"/>
@@ -17146,7 +17212,7 @@
         </w:rPr>
         <w:t>[</w:t>
       </w:r>
-      <w:hyperlink r:id="rId114" w:history="1">
+      <w:hyperlink r:id="rId109" w:history="1">
         <w:r>
           <w:rPr>
             <w:rStyle w:val="Hyperlink"/>
@@ -17167,7 +17233,7 @@
         </w:rPr>
         <w:t xml:space="preserve"> </w:t>
       </w:r>
-      <w:hyperlink r:id="rId115" w:history="1">
+      <w:hyperlink r:id="rId110" w:history="1">
         <w:r>
           <w:rPr>
             <w:rStyle w:val="Hyperlink"/>
@@ -17189,7 +17255,7 @@
       <w:r>
         <w:t>Fase 4B Comparación PID vs RL: [</w:t>
       </w:r>
-      <w:hyperlink r:id="rId116" w:history="1">
+      <w:hyperlink r:id="rId111" w:history="1">
         <w:r>
           <w:rPr>
             <w:rStyle w:val="Hyperlink"/>
@@ -17209,7 +17275,7 @@
         </w:rPr>
         <w:t xml:space="preserve"> </w:t>
       </w:r>
-      <w:hyperlink r:id="rId117" w:history="1">
+      <w:hyperlink r:id="rId112" w:history="1">
         <w:r>
           <w:rPr>
             <w:rStyle w:val="Hyperlink"/>
@@ -17276,7 +17342,7 @@
         </w:rPr>
         <w:t>[</w:t>
       </w:r>
-      <w:hyperlink r:id="rId118" w:history="1">
+      <w:hyperlink r:id="rId113" w:history="1">
         <w:r>
           <w:rPr>
             <w:rStyle w:val="Hyperlink"/>
@@ -17291,7 +17357,7 @@
         </w:rPr>
         <w:t xml:space="preserve">],  </w:t>
       </w:r>
-      <w:hyperlink r:id="rId119" w:history="1">
+      <w:hyperlink r:id="rId114" w:history="1">
         <w:r>
           <w:rPr>
             <w:rStyle w:val="Hyperlink"/>
@@ -17322,7 +17388,7 @@
         </w:rPr>
         <w:t>[</w:t>
       </w:r>
-      <w:hyperlink r:id="rId120" w:history="1">
+      <w:hyperlink r:id="rId115" w:history="1">
         <w:r>
           <w:rPr>
             <w:rStyle w:val="Hyperlink"/>
@@ -17337,7 +17403,7 @@
         </w:rPr>
         <w:t xml:space="preserve">],  </w:t>
       </w:r>
-      <w:hyperlink r:id="rId121" w:history="1">
+      <w:hyperlink r:id="rId116" w:history="1">
         <w:r>
           <w:rPr>
             <w:rStyle w:val="Hyperlink"/>
@@ -17368,7 +17434,7 @@
         </w:rPr>
         <w:t>[</w:t>
       </w:r>
-      <w:hyperlink r:id="rId122" w:history="1">
+      <w:hyperlink r:id="rId117" w:history="1">
         <w:r>
           <w:rPr>
             <w:rStyle w:val="Hyperlink"/>
@@ -17383,7 +17449,7 @@
         </w:rPr>
         <w:t xml:space="preserve">],  </w:t>
       </w:r>
-      <w:hyperlink r:id="rId123" w:history="1">
+      <w:hyperlink r:id="rId118" w:history="1">
         <w:r>
           <w:rPr>
             <w:rStyle w:val="Hyperlink"/>
@@ -17414,7 +17480,7 @@
         </w:rPr>
         <w:t xml:space="preserve"> [</w:t>
       </w:r>
-      <w:hyperlink r:id="rId124" w:history="1">
+      <w:hyperlink r:id="rId119" w:history="1">
         <w:r>
           <w:rPr>
             <w:rStyle w:val="Hyperlink"/>
@@ -17429,7 +17495,7 @@
         </w:rPr>
         <w:t xml:space="preserve">],  </w:t>
       </w:r>
-      <w:hyperlink r:id="rId125" w:history="1">
+      <w:hyperlink r:id="rId120" w:history="1">
         <w:r>
           <w:rPr>
             <w:rStyle w:val="Hyperlink"/>
@@ -17457,7 +17523,7 @@
         </w:rPr>
         <w:t>[</w:t>
       </w:r>
-      <w:hyperlink r:id="rId126" w:history="1">
+      <w:hyperlink r:id="rId121" w:history="1">
         <w:r>
           <w:rPr>
             <w:rStyle w:val="Hyperlink"/>
@@ -17472,7 +17538,7 @@
         </w:rPr>
         <w:t xml:space="preserve">],  </w:t>
       </w:r>
-      <w:hyperlink r:id="rId127" w:history="1">
+      <w:hyperlink r:id="rId122" w:history="1">
         <w:r>
           <w:rPr>
             <w:rStyle w:val="Hyperlink"/>
@@ -17531,7 +17597,7 @@
       <w:r>
         <w:t>Fase 5 plataforma plana: [</w:t>
       </w:r>
-      <w:hyperlink r:id="rId128" w:history="1">
+      <w:hyperlink r:id="rId123" w:history="1">
         <w:r>
           <w:rPr>
             <w:rStyle w:val="Hyperlink"/>
@@ -17542,7 +17608,7 @@
       <w:r>
         <w:t xml:space="preserve">], </w:t>
       </w:r>
-      <w:hyperlink r:id="rId129" w:history="1">
+      <w:hyperlink r:id="rId124" w:history="1">
         <w:r>
           <w:rPr>
             <w:rStyle w:val="Hyperlink"/>
@@ -17563,7 +17629,7 @@
       <w:r>
         <w:t>Fase 5 plataforma inclinada: [</w:t>
       </w:r>
-      <w:hyperlink r:id="rId130" w:history="1">
+      <w:hyperlink r:id="rId125" w:history="1">
         <w:r>
           <w:rPr>
             <w:rStyle w:val="Hyperlink"/>
@@ -17574,7 +17640,7 @@
       <w:r>
         <w:t xml:space="preserve">], </w:t>
       </w:r>
-      <w:hyperlink r:id="rId131" w:history="1">
+      <w:hyperlink r:id="rId126" w:history="1">
         <w:r>
           <w:rPr>
             <w:rStyle w:val="Hyperlink"/>
@@ -17600,7 +17666,7 @@
       <w:r>
         <w:t>Fase 5 Tabla de Resultados: [</w:t>
       </w:r>
-      <w:hyperlink r:id="rId132" w:history="1">
+      <w:hyperlink r:id="rId127" w:history="1">
         <w:r>
           <w:rPr>
             <w:rStyle w:val="Hyperlink"/>
@@ -17614,7 +17680,7 @@
       <w:r>
         <w:t xml:space="preserve"> </w:t>
       </w:r>
-      <w:hyperlink r:id="rId133" w:history="1">
+      <w:hyperlink r:id="rId128" w:history="1">
         <w:r>
           <w:rPr>
             <w:rStyle w:val="Hyperlink"/>
@@ -17644,7 +17710,7 @@
       <w:r>
         <w:t>: [</w:t>
       </w:r>
-      <w:hyperlink r:id="rId134" w:history="1">
+      <w:hyperlink r:id="rId129" w:history="1">
         <w:r>
           <w:rPr>
             <w:rStyle w:val="Hyperlink"/>
@@ -17658,7 +17724,7 @@
       <w:r>
         <w:t xml:space="preserve"> </w:t>
       </w:r>
-      <w:hyperlink r:id="rId135" w:history="1">
+      <w:hyperlink r:id="rId130" w:history="1">
         <w:r>
           <w:rPr>
             <w:rStyle w:val="Hyperlink"/>
@@ -17694,10 +17760,10 @@
       </w:pPr>
     </w:p>
     <w:sectPr>
-      <w:headerReference w:type="even" r:id="rId136"/>
-      <w:headerReference w:type="default" r:id="rId137"/>
-      <w:footerReference w:type="even" r:id="rId138"/>
-      <w:footerReference w:type="default" r:id="rId139"/>
+      <w:headerReference w:type="even" r:id="rId131"/>
+      <w:headerReference w:type="default" r:id="rId132"/>
+      <w:footerReference w:type="even" r:id="rId133"/>
+      <w:footerReference w:type="default" r:id="rId134"/>
       <w:pgSz w:w="11906" w:h="16838"/>
       <w:pgMar w:top="2492" w:right="1701" w:bottom="1244" w:left="1701" w:header="708" w:footer="708" w:gutter="0"/>
       <w:cols w:space="720"/>

--- a/Resultados_Fases/Fase 3_TFM_MIAR_RicardoSarabia.docx
+++ b/Resultados_Fases/Fase 3_TFM_MIAR_RicardoSarabia.docx
@@ -641,7 +641,7 @@
             </w:rPr>
             <w:fldChar w:fldCharType="separate"/>
           </w:r>
-          <w:hyperlink w:anchor="_Toc226955139" w:history="1">
+          <w:hyperlink w:anchor="_Toc226956869" w:history="1">
             <w:r>
               <w:rPr>
                 <w:rStyle w:val="Hyperlink"/>
@@ -685,7 +685,7 @@
                 <w:noProof/>
                 <w:webHidden/>
               </w:rPr>
-              <w:instrText xml:space="preserve"> PAGEREF _Toc226955139 \h </w:instrText>
+              <w:instrText xml:space="preserve"> PAGEREF _Toc226956869 \h </w:instrText>
             </w:r>
             <w:r>
               <w:rPr>
@@ -727,7 +727,7 @@
               <w14:ligatures w14:val="standardContextual"/>
             </w:rPr>
           </w:pPr>
-          <w:hyperlink w:anchor="_Toc226955140" w:history="1">
+          <w:hyperlink w:anchor="_Toc226956870" w:history="1">
             <w:r>
               <w:rPr>
                 <w:rStyle w:val="Hyperlink"/>
@@ -754,7 +754,7 @@
                 <w:noProof/>
                 <w:webHidden/>
               </w:rPr>
-              <w:instrText xml:space="preserve"> PAGEREF _Toc226955140 \h </w:instrText>
+              <w:instrText xml:space="preserve"> PAGEREF _Toc226956870 \h </w:instrText>
             </w:r>
             <w:r>
               <w:rPr>
@@ -796,7 +796,7 @@
               <w14:ligatures w14:val="standardContextual"/>
             </w:rPr>
           </w:pPr>
-          <w:hyperlink w:anchor="_Toc226955141" w:history="1">
+          <w:hyperlink w:anchor="_Toc226956871" w:history="1">
             <w:r>
               <w:rPr>
                 <w:rStyle w:val="Hyperlink"/>
@@ -823,7 +823,7 @@
                 <w:noProof/>
                 <w:webHidden/>
               </w:rPr>
-              <w:instrText xml:space="preserve"> PAGEREF _Toc226955141 \h </w:instrText>
+              <w:instrText xml:space="preserve"> PAGEREF _Toc226956871 \h </w:instrText>
             </w:r>
             <w:r>
               <w:rPr>
@@ -865,7 +865,7 @@
               <w14:ligatures w14:val="standardContextual"/>
             </w:rPr>
           </w:pPr>
-          <w:hyperlink w:anchor="_Toc226955142" w:history="1">
+          <w:hyperlink w:anchor="_Toc226956872" w:history="1">
             <w:r>
               <w:rPr>
                 <w:rStyle w:val="Hyperlink"/>
@@ -892,7 +892,7 @@
                 <w:noProof/>
                 <w:webHidden/>
               </w:rPr>
-              <w:instrText xml:space="preserve"> PAGEREF _Toc226955142 \h </w:instrText>
+              <w:instrText xml:space="preserve"> PAGEREF _Toc226956872 \h </w:instrText>
             </w:r>
             <w:r>
               <w:rPr>
@@ -934,7 +934,7 @@
               <w14:ligatures w14:val="standardContextual"/>
             </w:rPr>
           </w:pPr>
-          <w:hyperlink w:anchor="_Toc226955143" w:history="1">
+          <w:hyperlink w:anchor="_Toc226956873" w:history="1">
             <w:r>
               <w:rPr>
                 <w:rStyle w:val="Hyperlink"/>
@@ -961,7 +961,7 @@
                 <w:noProof/>
                 <w:webHidden/>
               </w:rPr>
-              <w:instrText xml:space="preserve"> PAGEREF _Toc226955143 \h </w:instrText>
+              <w:instrText xml:space="preserve"> PAGEREF _Toc226956873 \h </w:instrText>
             </w:r>
             <w:r>
               <w:rPr>
@@ -1003,7 +1003,7 @@
               <w14:ligatures w14:val="standardContextual"/>
             </w:rPr>
           </w:pPr>
-          <w:hyperlink w:anchor="_Toc226955144" w:history="1">
+          <w:hyperlink w:anchor="_Toc226956874" w:history="1">
             <w:r>
               <w:rPr>
                 <w:rStyle w:val="Hyperlink"/>
@@ -1030,7 +1030,7 @@
                 <w:noProof/>
                 <w:webHidden/>
               </w:rPr>
-              <w:instrText xml:space="preserve"> PAGEREF _Toc226955144 \h </w:instrText>
+              <w:instrText xml:space="preserve"> PAGEREF _Toc226956874 \h </w:instrText>
             </w:r>
             <w:r>
               <w:rPr>
@@ -1072,7 +1072,7 @@
               <w14:ligatures w14:val="standardContextual"/>
             </w:rPr>
           </w:pPr>
-          <w:hyperlink w:anchor="_Toc226955145" w:history="1">
+          <w:hyperlink w:anchor="_Toc226956875" w:history="1">
             <w:r>
               <w:rPr>
                 <w:rStyle w:val="Hyperlink"/>
@@ -1100,7 +1100,7 @@
                 <w:noProof/>
                 <w:webHidden/>
               </w:rPr>
-              <w:instrText xml:space="preserve"> PAGEREF _Toc226955145 \h </w:instrText>
+              <w:instrText xml:space="preserve"> PAGEREF _Toc226956875 \h </w:instrText>
             </w:r>
             <w:r>
               <w:rPr>
@@ -1142,7 +1142,7 @@
               <w14:ligatures w14:val="standardContextual"/>
             </w:rPr>
           </w:pPr>
-          <w:hyperlink w:anchor="_Toc226955146" w:history="1">
+          <w:hyperlink w:anchor="_Toc226956876" w:history="1">
             <w:r>
               <w:rPr>
                 <w:rStyle w:val="Hyperlink"/>
@@ -1188,7 +1188,7 @@
                 <w:noProof/>
                 <w:webHidden/>
               </w:rPr>
-              <w:instrText xml:space="preserve"> PAGEREF _Toc226955146 \h </w:instrText>
+              <w:instrText xml:space="preserve"> PAGEREF _Toc226956876 \h </w:instrText>
             </w:r>
             <w:r>
               <w:rPr>
@@ -1230,7 +1230,7 @@
               <w14:ligatures w14:val="standardContextual"/>
             </w:rPr>
           </w:pPr>
-          <w:hyperlink w:anchor="_Toc226955147" w:history="1">
+          <w:hyperlink w:anchor="_Toc226956877" w:history="1">
             <w:r>
               <w:rPr>
                 <w:rStyle w:val="Hyperlink"/>
@@ -1257,7 +1257,7 @@
                 <w:noProof/>
                 <w:webHidden/>
               </w:rPr>
-              <w:instrText xml:space="preserve"> PAGEREF _Toc226955147 \h </w:instrText>
+              <w:instrText xml:space="preserve"> PAGEREF _Toc226956877 \h </w:instrText>
             </w:r>
             <w:r>
               <w:rPr>
@@ -1299,7 +1299,7 @@
               <w14:ligatures w14:val="standardContextual"/>
             </w:rPr>
           </w:pPr>
-          <w:hyperlink w:anchor="_Toc226955148" w:history="1">
+          <w:hyperlink w:anchor="_Toc226956878" w:history="1">
             <w:r>
               <w:rPr>
                 <w:rStyle w:val="Hyperlink"/>
@@ -1326,7 +1326,7 @@
                 <w:noProof/>
                 <w:webHidden/>
               </w:rPr>
-              <w:instrText xml:space="preserve"> PAGEREF _Toc226955148 \h </w:instrText>
+              <w:instrText xml:space="preserve"> PAGEREF _Toc226956878 \h </w:instrText>
             </w:r>
             <w:r>
               <w:rPr>
@@ -1368,7 +1368,7 @@
               <w14:ligatures w14:val="standardContextual"/>
             </w:rPr>
           </w:pPr>
-          <w:hyperlink w:anchor="_Toc226955149" w:history="1">
+          <w:hyperlink w:anchor="_Toc226956879" w:history="1">
             <w:r>
               <w:rPr>
                 <w:rStyle w:val="Hyperlink"/>
@@ -1395,7 +1395,7 @@
                 <w:noProof/>
                 <w:webHidden/>
               </w:rPr>
-              <w:instrText xml:space="preserve"> PAGEREF _Toc226955149 \h </w:instrText>
+              <w:instrText xml:space="preserve"> PAGEREF _Toc226956879 \h </w:instrText>
             </w:r>
             <w:r>
               <w:rPr>
@@ -1437,7 +1437,7 @@
               <w14:ligatures w14:val="standardContextual"/>
             </w:rPr>
           </w:pPr>
-          <w:hyperlink w:anchor="_Toc226955150" w:history="1">
+          <w:hyperlink w:anchor="_Toc226956880" w:history="1">
             <w:r>
               <w:rPr>
                 <w:rStyle w:val="Hyperlink"/>
@@ -1464,7 +1464,7 @@
                 <w:noProof/>
                 <w:webHidden/>
               </w:rPr>
-              <w:instrText xml:space="preserve"> PAGEREF _Toc226955150 \h </w:instrText>
+              <w:instrText xml:space="preserve"> PAGEREF _Toc226956880 \h </w:instrText>
             </w:r>
             <w:r>
               <w:rPr>
@@ -1506,7 +1506,7 @@
               <w14:ligatures w14:val="standardContextual"/>
             </w:rPr>
           </w:pPr>
-          <w:hyperlink w:anchor="_Toc226955151" w:history="1">
+          <w:hyperlink w:anchor="_Toc226956881" w:history="1">
             <w:r>
               <w:rPr>
                 <w:rStyle w:val="Hyperlink"/>
@@ -1533,7 +1533,7 @@
                 <w:noProof/>
                 <w:webHidden/>
               </w:rPr>
-              <w:instrText xml:space="preserve"> PAGEREF _Toc226955151 \h </w:instrText>
+              <w:instrText xml:space="preserve"> PAGEREF _Toc226956881 \h </w:instrText>
             </w:r>
             <w:r>
               <w:rPr>
@@ -1575,7 +1575,7 @@
               <w14:ligatures w14:val="standardContextual"/>
             </w:rPr>
           </w:pPr>
-          <w:hyperlink w:anchor="_Toc226955152" w:history="1">
+          <w:hyperlink w:anchor="_Toc226956882" w:history="1">
             <w:r>
               <w:rPr>
                 <w:rStyle w:val="Hyperlink"/>
@@ -1602,7 +1602,7 @@
                 <w:noProof/>
                 <w:webHidden/>
               </w:rPr>
-              <w:instrText xml:space="preserve"> PAGEREF _Toc226955152 \h </w:instrText>
+              <w:instrText xml:space="preserve"> PAGEREF _Toc226956882 \h </w:instrText>
             </w:r>
             <w:r>
               <w:rPr>
@@ -1644,7 +1644,7 @@
               <w14:ligatures w14:val="standardContextual"/>
             </w:rPr>
           </w:pPr>
-          <w:hyperlink w:anchor="_Toc226955153" w:history="1">
+          <w:hyperlink w:anchor="_Toc226956883" w:history="1">
             <w:r>
               <w:rPr>
                 <w:rStyle w:val="Hyperlink"/>
@@ -1671,7 +1671,7 @@
                 <w:noProof/>
                 <w:webHidden/>
               </w:rPr>
-              <w:instrText xml:space="preserve"> PAGEREF _Toc226955153 \h </w:instrText>
+              <w:instrText xml:space="preserve"> PAGEREF _Toc226956883 \h </w:instrText>
             </w:r>
             <w:r>
               <w:rPr>
@@ -1713,7 +1713,7 @@
               <w14:ligatures w14:val="standardContextual"/>
             </w:rPr>
           </w:pPr>
-          <w:hyperlink w:anchor="_Toc226955154" w:history="1">
+          <w:hyperlink w:anchor="_Toc226956884" w:history="1">
             <w:r>
               <w:rPr>
                 <w:rStyle w:val="Hyperlink"/>
@@ -1740,7 +1740,7 @@
                 <w:noProof/>
                 <w:webHidden/>
               </w:rPr>
-              <w:instrText xml:space="preserve"> PAGEREF _Toc226955154 \h </w:instrText>
+              <w:instrText xml:space="preserve"> PAGEREF _Toc226956884 \h </w:instrText>
             </w:r>
             <w:r>
               <w:rPr>
@@ -1782,7 +1782,7 @@
               <w14:ligatures w14:val="standardContextual"/>
             </w:rPr>
           </w:pPr>
-          <w:hyperlink w:anchor="_Toc226955155" w:history="1">
+          <w:hyperlink w:anchor="_Toc226956885" w:history="1">
             <w:r>
               <w:rPr>
                 <w:rStyle w:val="Hyperlink"/>
@@ -1809,7 +1809,7 @@
                 <w:noProof/>
                 <w:webHidden/>
               </w:rPr>
-              <w:instrText xml:space="preserve"> PAGEREF _Toc226955155 \h </w:instrText>
+              <w:instrText xml:space="preserve"> PAGEREF _Toc226956885 \h </w:instrText>
             </w:r>
             <w:r>
               <w:rPr>
@@ -1851,7 +1851,7 @@
               <w14:ligatures w14:val="standardContextual"/>
             </w:rPr>
           </w:pPr>
-          <w:hyperlink w:anchor="_Toc226955156" w:history="1">
+          <w:hyperlink w:anchor="_Toc226956886" w:history="1">
             <w:r>
               <w:rPr>
                 <w:rStyle w:val="Hyperlink"/>
@@ -1878,7 +1878,7 @@
                 <w:noProof/>
                 <w:webHidden/>
               </w:rPr>
-              <w:instrText xml:space="preserve"> PAGEREF _Toc226955156 \h </w:instrText>
+              <w:instrText xml:space="preserve"> PAGEREF _Toc226956886 \h </w:instrText>
             </w:r>
             <w:r>
               <w:rPr>
@@ -1920,7 +1920,7 @@
               <w14:ligatures w14:val="standardContextual"/>
             </w:rPr>
           </w:pPr>
-          <w:hyperlink w:anchor="_Toc226955157" w:history="1">
+          <w:hyperlink w:anchor="_Toc226956887" w:history="1">
             <w:r>
               <w:rPr>
                 <w:rStyle w:val="Hyperlink"/>
@@ -1947,7 +1947,7 @@
                 <w:noProof/>
                 <w:webHidden/>
               </w:rPr>
-              <w:instrText xml:space="preserve"> PAGEREF _Toc226955157 \h </w:instrText>
+              <w:instrText xml:space="preserve"> PAGEREF _Toc226956887 \h </w:instrText>
             </w:r>
             <w:r>
               <w:rPr>
@@ -1989,7 +1989,7 @@
               <w14:ligatures w14:val="standardContextual"/>
             </w:rPr>
           </w:pPr>
-          <w:hyperlink w:anchor="_Toc226955158" w:history="1">
+          <w:hyperlink w:anchor="_Toc226956888" w:history="1">
             <w:r>
               <w:rPr>
                 <w:rStyle w:val="Hyperlink"/>
@@ -2016,7 +2016,7 @@
                 <w:noProof/>
                 <w:webHidden/>
               </w:rPr>
-              <w:instrText xml:space="preserve"> PAGEREF _Toc226955158 \h </w:instrText>
+              <w:instrText xml:space="preserve"> PAGEREF _Toc226956888 \h </w:instrText>
             </w:r>
             <w:r>
               <w:rPr>
@@ -2134,7 +2134,7 @@
         </w:rPr>
         <w:fldChar w:fldCharType="separate"/>
       </w:r>
-      <w:hyperlink w:anchor="_Toc226955159" w:history="1">
+      <w:hyperlink w:anchor="_Toc226956889" w:history="1">
         <w:r>
           <w:rPr>
             <w:rStyle w:val="Hyperlink"/>
@@ -2161,7 +2161,7 @@
             <w:noProof/>
             <w:webHidden/>
           </w:rPr>
-          <w:instrText xml:space="preserve"> PAGEREF _Toc226955159 \h </w:instrText>
+          <w:instrText xml:space="preserve"> PAGEREF _Toc226956889 \h </w:instrText>
         </w:r>
         <w:r>
           <w:rPr>
@@ -2206,7 +2206,7 @@
           <w14:ligatures w14:val="standardContextual"/>
         </w:rPr>
       </w:pPr>
-      <w:hyperlink w:anchor="_Toc226955160" w:history="1">
+      <w:hyperlink w:anchor="_Toc226956890" w:history="1">
         <w:r>
           <w:rPr>
             <w:rStyle w:val="Hyperlink"/>
@@ -2228,7 +2228,7 @@
             <w:rStyle w:val="Hyperlink"/>
             <w:noProof/>
           </w:rPr>
-          <w:t>Curva de aprendizaje recompensa vs episodio del agente RL, fase 3. Fuente: Elaboración propia. Enlace.</w:t>
+          <w:t>Curva de aprendizaje recompensa vs episodio del agente RL, fase 3. Fuente: Elaboración propia. Enlace</w:t>
         </w:r>
         <w:r>
           <w:rPr>
@@ -2249,7 +2249,7 @@
             <w:noProof/>
             <w:webHidden/>
           </w:rPr>
-          <w:instrText xml:space="preserve"> PAGEREF _Toc226955160 \h </w:instrText>
+          <w:instrText xml:space="preserve"> PAGEREF _Toc226956890 \h </w:instrText>
         </w:r>
         <w:r>
           <w:rPr>
@@ -2294,7 +2294,7 @@
           <w14:ligatures w14:val="standardContextual"/>
         </w:rPr>
       </w:pPr>
-      <w:hyperlink w:anchor="_Toc226955161" w:history="1">
+      <w:hyperlink w:anchor="_Toc226956891" w:history="1">
         <w:r>
           <w:rPr>
             <w:rStyle w:val="Hyperlink"/>
@@ -2321,7 +2321,7 @@
             <w:noProof/>
             <w:webHidden/>
           </w:rPr>
-          <w:instrText xml:space="preserve"> PAGEREF _Toc226955161 \h </w:instrText>
+          <w:instrText xml:space="preserve"> PAGEREF _Toc226956891 \h </w:instrText>
         </w:r>
         <w:r>
           <w:rPr>
@@ -2366,7 +2366,7 @@
           <w14:ligatures w14:val="standardContextual"/>
         </w:rPr>
       </w:pPr>
-      <w:hyperlink w:anchor="_Toc226955162" w:history="1">
+      <w:hyperlink w:anchor="_Toc226956892" w:history="1">
         <w:r>
           <w:rPr>
             <w:rStyle w:val="Hyperlink"/>
@@ -2393,7 +2393,7 @@
             <w:noProof/>
             <w:webHidden/>
           </w:rPr>
-          <w:instrText xml:space="preserve"> PAGEREF _Toc226955162 \h </w:instrText>
+          <w:instrText xml:space="preserve"> PAGEREF _Toc226956892 \h </w:instrText>
         </w:r>
         <w:r>
           <w:rPr>
@@ -2438,7 +2438,7 @@
           <w14:ligatures w14:val="standardContextual"/>
         </w:rPr>
       </w:pPr>
-      <w:hyperlink w:anchor="_Toc226955163" w:history="1">
+      <w:hyperlink w:anchor="_Toc226956893" w:history="1">
         <w:r>
           <w:rPr>
             <w:rStyle w:val="Hyperlink"/>
@@ -2465,7 +2465,7 @@
             <w:noProof/>
             <w:webHidden/>
           </w:rPr>
-          <w:instrText xml:space="preserve"> PAGEREF _Toc226955163 \h </w:instrText>
+          <w:instrText xml:space="preserve"> PAGEREF _Toc226956893 \h </w:instrText>
         </w:r>
         <w:r>
           <w:rPr>
@@ -2510,7 +2510,7 @@
           <w14:ligatures w14:val="standardContextual"/>
         </w:rPr>
       </w:pPr>
-      <w:hyperlink w:anchor="_Toc226955164" w:history="1">
+      <w:hyperlink w:anchor="_Toc226956894" w:history="1">
         <w:r>
           <w:rPr>
             <w:rStyle w:val="Hyperlink"/>
@@ -2532,7 +2532,7 @@
             <w:rStyle w:val="Hyperlink"/>
             <w:noProof/>
           </w:rPr>
-          <w:t>Respuesta temporal del sistema ante variaciones del ángulo inicial de operación en plataforma plana. Fuente: Elaboración propia. Enlace.</w:t>
+          <w:t>Respuesta temporal del sistema ante variaciones del ángulo inicial de operación en plataforma plana. Fuente: Elaboración propia. Enlace</w:t>
         </w:r>
         <w:r>
           <w:rPr>
@@ -2553,7 +2553,7 @@
             <w:noProof/>
             <w:webHidden/>
           </w:rPr>
-          <w:instrText xml:space="preserve"> PAGEREF _Toc226955164 \h </w:instrText>
+          <w:instrText xml:space="preserve"> PAGEREF _Toc226956894 \h </w:instrText>
         </w:r>
         <w:r>
           <w:rPr>
@@ -2598,7 +2598,7 @@
           <w14:ligatures w14:val="standardContextual"/>
         </w:rPr>
       </w:pPr>
-      <w:hyperlink w:anchor="_Toc226955165" w:history="1">
+      <w:hyperlink w:anchor="_Toc226956895" w:history="1">
         <w:r>
           <w:rPr>
             <w:rStyle w:val="Hyperlink"/>
@@ -2641,7 +2641,7 @@
             <w:noProof/>
             <w:webHidden/>
           </w:rPr>
-          <w:instrText xml:space="preserve"> PAGEREF _Toc226955165 \h </w:instrText>
+          <w:instrText xml:space="preserve"> PAGEREF _Toc226956895 \h </w:instrText>
         </w:r>
         <w:r>
           <w:rPr>
@@ -2686,7 +2686,7 @@
           <w14:ligatures w14:val="standardContextual"/>
         </w:rPr>
       </w:pPr>
-      <w:hyperlink w:anchor="_Toc226955166" w:history="1">
+      <w:hyperlink w:anchor="_Toc226956896" w:history="1">
         <w:r>
           <w:rPr>
             <w:rStyle w:val="Hyperlink"/>
@@ -2708,21 +2708,7 @@
             <w:rStyle w:val="Hyperlink"/>
             <w:noProof/>
           </w:rPr>
-          <w:t>Respuesta temporal del sistema ante variaciones de retardo en el lazo de control. Fuente: Elaboración pr</w:t>
-        </w:r>
-        <w:r>
-          <w:rPr>
-            <w:rStyle w:val="Hyperlink"/>
-            <w:noProof/>
-          </w:rPr>
-          <w:t>o</w:t>
-        </w:r>
-        <w:r>
-          <w:rPr>
-            <w:rStyle w:val="Hyperlink"/>
-            <w:noProof/>
-          </w:rPr>
-          <w:t>-pía. Enlace.</w:t>
+          <w:t>Respuesta temporal del sistema ante variaciones de retardo en el lazo de control. Fuente: Elaboración pro-pía. Enlace.</w:t>
         </w:r>
         <w:r>
           <w:rPr>
@@ -2743,7 +2729,7 @@
             <w:noProof/>
             <w:webHidden/>
           </w:rPr>
-          <w:instrText xml:space="preserve"> PAGEREF _Toc226955166 \h </w:instrText>
+          <w:instrText xml:space="preserve"> PAGEREF _Toc226956896 \h </w:instrText>
         </w:r>
         <w:r>
           <w:rPr>
@@ -2788,7 +2774,7 @@
           <w14:ligatures w14:val="standardContextual"/>
         </w:rPr>
       </w:pPr>
-      <w:hyperlink w:anchor="_Toc226955167" w:history="1">
+      <w:hyperlink w:anchor="_Toc226956897" w:history="1">
         <w:r>
           <w:rPr>
             <w:rStyle w:val="Hyperlink"/>
@@ -2815,7 +2801,7 @@
             <w:noProof/>
             <w:webHidden/>
           </w:rPr>
-          <w:instrText xml:space="preserve"> PAGEREF _Toc226955167 \h </w:instrText>
+          <w:instrText xml:space="preserve"> PAGEREF _Toc226956897 \h </w:instrText>
         </w:r>
         <w:r>
           <w:rPr>
@@ -2860,7 +2846,7 @@
           <w14:ligatures w14:val="standardContextual"/>
         </w:rPr>
       </w:pPr>
-      <w:hyperlink w:anchor="_Toc226955168" w:history="1">
+      <w:hyperlink w:anchor="_Toc226956898" w:history="1">
         <w:r>
           <w:rPr>
             <w:rStyle w:val="Hyperlink"/>
@@ -2903,7 +2889,7 @@
             <w:noProof/>
             <w:webHidden/>
           </w:rPr>
-          <w:instrText xml:space="preserve"> PAGEREF _Toc226955168 \h </w:instrText>
+          <w:instrText xml:space="preserve"> PAGEREF _Toc226956898 \h </w:instrText>
         </w:r>
         <w:r>
           <w:rPr>
@@ -2948,7 +2934,7 @@
           <w14:ligatures w14:val="standardContextual"/>
         </w:rPr>
       </w:pPr>
-      <w:hyperlink w:anchor="_Toc226955169" w:history="1">
+      <w:hyperlink w:anchor="_Toc226956899" w:history="1">
         <w:r>
           <w:rPr>
             <w:rStyle w:val="Hyperlink"/>
@@ -2991,7 +2977,7 @@
             <w:noProof/>
             <w:webHidden/>
           </w:rPr>
-          <w:instrText xml:space="preserve"> PAGEREF _Toc226955169 \h </w:instrText>
+          <w:instrText xml:space="preserve"> PAGEREF _Toc226956899 \h </w:instrText>
         </w:r>
         <w:r>
           <w:rPr>
@@ -3036,7 +3022,7 @@
           <w14:ligatures w14:val="standardContextual"/>
         </w:rPr>
       </w:pPr>
-      <w:hyperlink w:anchor="_Toc226955170" w:history="1">
+      <w:hyperlink w:anchor="_Toc226956900" w:history="1">
         <w:r>
           <w:rPr>
             <w:rStyle w:val="Hyperlink"/>
@@ -3063,7 +3049,7 @@
             <w:noProof/>
             <w:webHidden/>
           </w:rPr>
-          <w:instrText xml:space="preserve"> PAGEREF _Toc226955170 \h </w:instrText>
+          <w:instrText xml:space="preserve"> PAGEREF _Toc226956900 \h </w:instrText>
         </w:r>
         <w:r>
           <w:rPr>
@@ -3108,7 +3094,7 @@
           <w14:ligatures w14:val="standardContextual"/>
         </w:rPr>
       </w:pPr>
-      <w:hyperlink w:anchor="_Toc226955171" w:history="1">
+      <w:hyperlink w:anchor="_Toc226956901" w:history="1">
         <w:r>
           <w:rPr>
             <w:rStyle w:val="Hyperlink"/>
@@ -3135,7 +3121,7 @@
             <w:noProof/>
             <w:webHidden/>
           </w:rPr>
-          <w:instrText xml:space="preserve"> PAGEREF _Toc226955171 \h </w:instrText>
+          <w:instrText xml:space="preserve"> PAGEREF _Toc226956901 \h </w:instrText>
         </w:r>
         <w:r>
           <w:rPr>
@@ -3180,7 +3166,7 @@
           <w14:ligatures w14:val="standardContextual"/>
         </w:rPr>
       </w:pPr>
-      <w:hyperlink w:anchor="_Toc226955172" w:history="1">
+      <w:hyperlink w:anchor="_Toc226956902" w:history="1">
         <w:r>
           <w:rPr>
             <w:rStyle w:val="Hyperlink"/>
@@ -3207,7 +3193,7 @@
             <w:noProof/>
             <w:webHidden/>
           </w:rPr>
-          <w:instrText xml:space="preserve"> PAGEREF _Toc226955172 \h </w:instrText>
+          <w:instrText xml:space="preserve"> PAGEREF _Toc226956902 \h </w:instrText>
         </w:r>
         <w:r>
           <w:rPr>
@@ -3252,7 +3238,7 @@
           <w14:ligatures w14:val="standardContextual"/>
         </w:rPr>
       </w:pPr>
-      <w:hyperlink w:anchor="_Toc226955173" w:history="1">
+      <w:hyperlink w:anchor="_Toc226956903" w:history="1">
         <w:r>
           <w:rPr>
             <w:rStyle w:val="Hyperlink"/>
@@ -3279,7 +3265,7 @@
             <w:noProof/>
             <w:webHidden/>
           </w:rPr>
-          <w:instrText xml:space="preserve"> PAGEREF _Toc226955173 \h </w:instrText>
+          <w:instrText xml:space="preserve"> PAGEREF _Toc226956903 \h </w:instrText>
         </w:r>
         <w:r>
           <w:rPr>
@@ -3324,7 +3310,7 @@
           <w14:ligatures w14:val="standardContextual"/>
         </w:rPr>
       </w:pPr>
-      <w:hyperlink w:anchor="_Toc226955174" w:history="1">
+      <w:hyperlink w:anchor="_Toc226956904" w:history="1">
         <w:r>
           <w:rPr>
             <w:rStyle w:val="Hyperlink"/>
@@ -3351,7 +3337,7 @@
             <w:noProof/>
             <w:webHidden/>
           </w:rPr>
-          <w:instrText xml:space="preserve"> PAGEREF _Toc226955174 \h </w:instrText>
+          <w:instrText xml:space="preserve"> PAGEREF _Toc226956904 \h </w:instrText>
         </w:r>
         <w:r>
           <w:rPr>
@@ -3396,7 +3382,7 @@
           <w14:ligatures w14:val="standardContextual"/>
         </w:rPr>
       </w:pPr>
-      <w:hyperlink w:anchor="_Toc226955175" w:history="1">
+      <w:hyperlink w:anchor="_Toc226956905" w:history="1">
         <w:r>
           <w:rPr>
             <w:rStyle w:val="Hyperlink"/>
@@ -3423,7 +3409,7 @@
             <w:noProof/>
             <w:webHidden/>
           </w:rPr>
-          <w:instrText xml:space="preserve"> PAGEREF _Toc226955175 \h </w:instrText>
+          <w:instrText xml:space="preserve"> PAGEREF _Toc226956905 \h </w:instrText>
         </w:r>
         <w:r>
           <w:rPr>
@@ -3468,7 +3454,7 @@
           <w14:ligatures w14:val="standardContextual"/>
         </w:rPr>
       </w:pPr>
-      <w:hyperlink w:anchor="_Toc226955176" w:history="1">
+      <w:hyperlink w:anchor="_Toc226956906" w:history="1">
         <w:r>
           <w:rPr>
             <w:rStyle w:val="Hyperlink"/>
@@ -3495,7 +3481,7 @@
             <w:noProof/>
             <w:webHidden/>
           </w:rPr>
-          <w:instrText xml:space="preserve"> PAGEREF _Toc226955176 \h </w:instrText>
+          <w:instrText xml:space="preserve"> PAGEREF _Toc226956906 \h </w:instrText>
         </w:r>
         <w:r>
           <w:rPr>
@@ -3561,7 +3547,7 @@
         <w:pStyle w:val="berschrift1"/>
         <w:spacing w:after="0"/>
       </w:pPr>
-      <w:bookmarkStart w:id="2" w:name="_Toc226955139"/>
+      <w:bookmarkStart w:id="2" w:name="_Toc226956869"/>
       <w:r>
         <w:lastRenderedPageBreak/>
         <w:t>Resultados en Fase 3</w:t>
@@ -3784,7 +3770,7 @@
         <w:pStyle w:val="Beschriftung"/>
       </w:pPr>
       <w:bookmarkStart w:id="3" w:name="_Ref225655002"/>
-      <w:bookmarkStart w:id="4" w:name="_Toc226955159"/>
+      <w:bookmarkStart w:id="4" w:name="_Toc226956889"/>
       <w:r>
         <w:t xml:space="preserve">Fig. </w:t>
       </w:r>
@@ -3831,7 +3817,7 @@
       <w:pPr>
         <w:pStyle w:val="berschrift3"/>
       </w:pPr>
-      <w:bookmarkStart w:id="5" w:name="_Toc226955140"/>
+      <w:bookmarkStart w:id="5" w:name="_Toc226956870"/>
       <w:r>
         <w:lastRenderedPageBreak/>
         <w:t>Entrenamiento del agente RL</w:t>
@@ -3991,7 +3977,7 @@
         <w:pStyle w:val="Beschriftung"/>
       </w:pPr>
       <w:bookmarkStart w:id="6" w:name="_Ref225655729"/>
-      <w:bookmarkStart w:id="7" w:name="_Toc226955160"/>
+      <w:bookmarkStart w:id="7" w:name="_Toc226956890"/>
       <w:r>
         <w:t xml:space="preserve">Fig. </w:t>
       </w:r>
@@ -4020,7 +4006,6 @@
       <w:r>
         <w:t>Curva de aprendizaje recompensa vs episodio del agente RL, fase 3. Fuente: Elaboración propia</w:t>
       </w:r>
-      <w:bookmarkEnd w:id="7"/>
       <w:r>
         <w:t xml:space="preserve">. </w:t>
       </w:r>
@@ -4031,6 +4016,7 @@
           </w:rPr>
           <w:t>Enlace</w:t>
         </w:r>
+        <w:bookmarkEnd w:id="7"/>
       </w:hyperlink>
       <w:r>
         <w:t xml:space="preserve"> </w:t>
@@ -8396,7 +8382,7 @@
         </w:rPr>
       </w:pPr>
       <w:bookmarkStart w:id="9" w:name="_Ref225657000"/>
-      <w:bookmarkStart w:id="10" w:name="_Toc226955161"/>
+      <w:bookmarkStart w:id="10" w:name="_Toc226956891"/>
       <w:r>
         <w:t xml:space="preserve">Fig. </w:t>
       </w:r>
@@ -8418,7 +8404,6 @@
       <w:r>
         <w:t>Evolución del RMSE global a lo largo de los checkpoints de entrenamiento. Fuente: Elaboración propia</w:t>
       </w:r>
-      <w:bookmarkEnd w:id="10"/>
       <w:r>
         <w:t xml:space="preserve">. </w:t>
       </w:r>
@@ -8433,6 +8418,7 @@
       <w:r>
         <w:t>.</w:t>
       </w:r>
+      <w:bookmarkEnd w:id="10"/>
     </w:p>
     <w:p>
       <w:pPr>
@@ -10667,7 +10653,7 @@
         </w:rPr>
       </w:pPr>
       <w:bookmarkStart w:id="12" w:name="_Ref225657451"/>
-      <w:bookmarkStart w:id="13" w:name="_Toc226955162"/>
+      <w:bookmarkStart w:id="13" w:name="_Toc226956892"/>
       <w:r>
         <w:t xml:space="preserve">Fig. </w:t>
       </w:r>
@@ -10683,7 +10669,6 @@
       <w:r>
         <w:t>. Comparación del RMSE angular de los mejores 3 checkpoints del agente RL. Fuente: Elaboración propia</w:t>
       </w:r>
-      <w:bookmarkEnd w:id="13"/>
       <w:r>
         <w:t xml:space="preserve">. </w:t>
       </w:r>
@@ -10698,6 +10683,7 @@
       <w:r>
         <w:t>.</w:t>
       </w:r>
+      <w:bookmarkEnd w:id="13"/>
       <w:r>
         <w:rPr>
           <w:lang w:eastAsia="es-ES"/>
@@ -10726,7 +10712,7 @@
       <w:pPr>
         <w:pStyle w:val="berschrift3"/>
       </w:pPr>
-      <w:bookmarkStart w:id="14" w:name="_Toc226955141"/>
+      <w:bookmarkStart w:id="14" w:name="_Toc226956871"/>
       <w:r>
         <w:t xml:space="preserve">Evaluación del controlador RL en </w:t>
       </w:r>
@@ -10970,7 +10956,7 @@
         <w:pStyle w:val="Beschriftung"/>
       </w:pPr>
       <w:bookmarkStart w:id="15" w:name="_Ref225662304"/>
-      <w:bookmarkStart w:id="16" w:name="_Toc226955163"/>
+      <w:bookmarkStart w:id="16" w:name="_Toc226956893"/>
       <w:r>
         <w:t xml:space="preserve">Fig. </w:t>
       </w:r>
@@ -10989,7 +10975,6 @@
       <w:r>
         <w:t xml:space="preserve"> Evaluación del RMSE en el dominio angular bajo variación del ángulo inicial o1ini, plataforma plana. Fuente: Elaboración propia</w:t>
       </w:r>
-      <w:bookmarkEnd w:id="16"/>
       <w:r>
         <w:t xml:space="preserve">. </w:t>
       </w:r>
@@ -11000,6 +10985,7 @@
           </w:rPr>
           <w:t>Enlace.</w:t>
         </w:r>
+        <w:bookmarkEnd w:id="16"/>
       </w:hyperlink>
     </w:p>
     <w:p>
@@ -11288,7 +11274,7 @@
         <w:pStyle w:val="Beschriftung"/>
       </w:pPr>
       <w:bookmarkStart w:id="17" w:name="_Ref225662268"/>
-      <w:bookmarkStart w:id="18" w:name="_Toc226955164"/>
+      <w:bookmarkStart w:id="18" w:name="_Toc226956894"/>
       <w:r>
         <w:t xml:space="preserve">Fig. </w:t>
       </w:r>
@@ -11317,7 +11303,6 @@
       <w:r>
         <w:t>Respuesta temporal del sistema ante variaciones del ángulo inicial de operación en plataforma plana. Fuente: Elaboración propia</w:t>
       </w:r>
-      <w:bookmarkEnd w:id="18"/>
       <w:r>
         <w:t xml:space="preserve">. </w:t>
       </w:r>
@@ -11328,6 +11313,7 @@
           </w:rPr>
           <w:t>Enlace</w:t>
         </w:r>
+        <w:bookmarkEnd w:id="18"/>
       </w:hyperlink>
     </w:p>
     <w:p>
@@ -11609,7 +11595,7 @@
         <w:pStyle w:val="Beschriftung"/>
       </w:pPr>
       <w:bookmarkStart w:id="19" w:name="_Ref225662919"/>
-      <w:bookmarkStart w:id="20" w:name="_Toc226955165"/>
+      <w:bookmarkStart w:id="20" w:name="_Toc226956895"/>
       <w:r>
         <w:t xml:space="preserve">Fig. </w:t>
       </w:r>
@@ -11638,7 +11624,6 @@
       <w:r>
         <w:t>Evaluación del RMSE en el dominio angular bajo variación retardo de señal. Fuente: Elaboración propia.</w:t>
       </w:r>
-      <w:bookmarkEnd w:id="20"/>
       <w:r>
         <w:t xml:space="preserve"> </w:t>
       </w:r>
@@ -11649,6 +11634,7 @@
           </w:rPr>
           <w:t>Enlace.</w:t>
         </w:r>
+        <w:bookmarkEnd w:id="20"/>
       </w:hyperlink>
     </w:p>
     <w:p>
@@ -11725,7 +11711,7 @@
         <w:pStyle w:val="Beschriftung"/>
       </w:pPr>
       <w:bookmarkStart w:id="21" w:name="_Ref225662935"/>
-      <w:bookmarkStart w:id="22" w:name="_Toc226955166"/>
+      <w:bookmarkStart w:id="22" w:name="_Toc226956896"/>
       <w:r>
         <w:t xml:space="preserve">Fig. </w:t>
       </w:r>
@@ -11754,7 +11740,6 @@
       <w:r>
         <w:t>Respuesta temporal del sistema ante variaciones de retardo en el lazo de control. Fuente: Elaboración pro-pía.</w:t>
       </w:r>
-      <w:bookmarkEnd w:id="22"/>
       <w:r>
         <w:t xml:space="preserve"> </w:t>
       </w:r>
@@ -11765,6 +11750,7 @@
           </w:rPr>
           <w:t>Enlace.</w:t>
         </w:r>
+        <w:bookmarkEnd w:id="22"/>
       </w:hyperlink>
     </w:p>
     <w:p>
@@ -12093,7 +12079,7 @@
         </w:rPr>
       </w:pPr>
       <w:bookmarkStart w:id="23" w:name="_Ref225663631"/>
-      <w:bookmarkStart w:id="24" w:name="_Toc226955167"/>
+      <w:bookmarkStart w:id="24" w:name="_Toc226956897"/>
       <w:r>
         <w:t xml:space="preserve">Fig. </w:t>
       </w:r>
@@ -12115,7 +12101,6 @@
       <w:r>
         <w:t xml:space="preserve"> plana. Fuente: Elaboración propia</w:t>
       </w:r>
-      <w:bookmarkEnd w:id="24"/>
       <w:r>
         <w:t xml:space="preserve">. </w:t>
       </w:r>
@@ -12130,6 +12115,7 @@
       <w:r>
         <w:t>.</w:t>
       </w:r>
+      <w:bookmarkEnd w:id="24"/>
     </w:p>
     <w:p>
       <w:pPr>
@@ -12204,7 +12190,7 @@
         <w:pStyle w:val="Beschriftung"/>
       </w:pPr>
       <w:bookmarkStart w:id="25" w:name="_Ref225663701"/>
-      <w:bookmarkStart w:id="26" w:name="_Toc226955168"/>
+      <w:bookmarkStart w:id="26" w:name="_Toc226956898"/>
       <w:r>
         <w:t xml:space="preserve">Fig. </w:t>
       </w:r>
@@ -12233,25 +12219,15 @@
       <w:r>
         <w:t xml:space="preserve">Respuesta temporal del sistema ante variaciones de la velocidad angular inicialen plataforma plana. Fuente: Elaboración propia. </w:t>
       </w:r>
-      <w:bookmarkEnd w:id="26"/>
-      <w:r>
-        <w:fldChar w:fldCharType="begin"/>
-      </w:r>
-      <w:r>
-        <w:instrText>HYPERLINK "https://github.com/RichardSarabia/SimuladorBrazoLazaro_RLAgent_TFM_RicardoSarabia/blob/main/Fase3/03_results/Evaluación%20AgenteRL_F3–%20Plataformaplana/EvaluacionSweep_respTemporal_do1ini.png"</w:instrText>
-      </w:r>
-      <w:r>
-        <w:fldChar w:fldCharType="separate"/>
-      </w:r>
-      <w:r>
-        <w:rPr>
-          <w:rStyle w:val="Hyperlink"/>
-        </w:rPr>
-        <w:t>Enlace.</w:t>
-      </w:r>
-      <w:r>
-        <w:fldChar w:fldCharType="end"/>
-      </w:r>
+      <w:hyperlink r:id="rId28" w:history="1">
+        <w:r>
+          <w:rPr>
+            <w:rStyle w:val="Hyperlink"/>
+          </w:rPr>
+          <w:t>Enlace.</w:t>
+        </w:r>
+        <w:bookmarkEnd w:id="26"/>
+      </w:hyperlink>
     </w:p>
     <w:p>
       <w:pPr>
@@ -12274,7 +12250,7 @@
       <w:pPr>
         <w:pStyle w:val="berschrift3"/>
       </w:pPr>
-      <w:bookmarkStart w:id="27" w:name="_Toc226955142"/>
+      <w:bookmarkStart w:id="27" w:name="_Toc226956872"/>
       <w:r>
         <w:t xml:space="preserve">Evaluación del controlador RL en </w:t>
       </w:r>
@@ -12522,7 +12498,7 @@
                     </pic:cNvPicPr>
                   </pic:nvPicPr>
                   <pic:blipFill>
-                    <a:blip r:embed="rId28"/>
+                    <a:blip r:embed="rId29"/>
                     <a:stretch>
                       <a:fillRect/>
                     </a:stretch>
@@ -12548,7 +12524,7 @@
         <w:pStyle w:val="Beschriftung"/>
       </w:pPr>
       <w:bookmarkStart w:id="28" w:name="_Ref225667090"/>
-      <w:bookmarkStart w:id="29" w:name="_Toc226955169"/>
+      <w:bookmarkStart w:id="29" w:name="_Toc226956899"/>
       <w:r>
         <w:t xml:space="preserve">Fig. </w:t>
       </w:r>
@@ -12577,17 +12553,17 @@
       <w:r>
         <w:t>Evaluación del RMSE en el dominio angular bajo variación del ángulo inicial o1ini, plataforma inclinada Pitch=Roll=-10°. Fuente: Elaboración propia.</w:t>
       </w:r>
-      <w:bookmarkEnd w:id="29"/>
       <w:r>
         <w:t xml:space="preserve"> </w:t>
       </w:r>
-      <w:hyperlink r:id="rId29" w:history="1">
+      <w:hyperlink r:id="rId30" w:history="1">
         <w:r>
           <w:rPr>
             <w:rStyle w:val="Hyperlink"/>
           </w:rPr>
           <w:t>Enlace.</w:t>
         </w:r>
+        <w:bookmarkEnd w:id="29"/>
       </w:hyperlink>
     </w:p>
     <w:p>
@@ -12652,7 +12628,7 @@
                     </pic:cNvPicPr>
                   </pic:nvPicPr>
                   <pic:blipFill>
-                    <a:blip r:embed="rId30"/>
+                    <a:blip r:embed="rId31"/>
                     <a:stretch>
                       <a:fillRect/>
                     </a:stretch>
@@ -12678,7 +12654,7 @@
         <w:pStyle w:val="Beschriftung"/>
       </w:pPr>
       <w:bookmarkStart w:id="30" w:name="_Ref225667106"/>
-      <w:bookmarkStart w:id="31" w:name="_Toc226955170"/>
+      <w:bookmarkStart w:id="31" w:name="_Toc226956900"/>
       <w:r>
         <w:t xml:space="preserve">Fig. </w:t>
       </w:r>
@@ -12697,11 +12673,10 @@
       <w:r>
         <w:t xml:space="preserve"> Respuesta temporal del sistema ante variaciones del ángulo inicial de operación en plataforma inclinada pitch=roll= -10. Fuente: Elaboración propia.</w:t>
       </w:r>
-      <w:bookmarkEnd w:id="31"/>
       <w:r>
         <w:t xml:space="preserve"> </w:t>
       </w:r>
-      <w:hyperlink r:id="rId31" w:history="1">
+      <w:hyperlink r:id="rId32" w:history="1">
         <w:r>
           <w:rPr>
             <w:rStyle w:val="Hyperlink"/>
@@ -12712,6 +12687,7 @@
       <w:r>
         <w:t>.</w:t>
       </w:r>
+      <w:bookmarkEnd w:id="31"/>
     </w:p>
     <w:p>
       <w:pPr>
@@ -12877,7 +12853,7 @@
                     </pic:cNvPicPr>
                   </pic:nvPicPr>
                   <pic:blipFill>
-                    <a:blip r:embed="rId32"/>
+                    <a:blip r:embed="rId33"/>
                     <a:stretch>
                       <a:fillRect/>
                     </a:stretch>
@@ -12902,7 +12878,7 @@
       <w:pPr>
         <w:pStyle w:val="Beschriftung"/>
       </w:pPr>
-      <w:bookmarkStart w:id="32" w:name="_Toc226955171"/>
+      <w:bookmarkStart w:id="32" w:name="_Toc226956901"/>
       <w:r>
         <w:t xml:space="preserve">Fig. </w:t>
       </w:r>
@@ -12920,25 +12896,15 @@
       <w:r>
         <w:t xml:space="preserve"> Evaluación del RMSE en el dominio angular bajo variación retardo de señal en plataforma inclinada, pitch=roll= -10°. Fuente: Elaboración propia. </w:t>
       </w:r>
-      <w:bookmarkEnd w:id="32"/>
-      <w:r>
-        <w:fldChar w:fldCharType="begin"/>
-      </w:r>
-      <w:r>
-        <w:instrText>HYPERLINK "https://github.com/RichardSarabia/SimuladorBrazoLazaro_RLAgent_TFM_RicardoSarabia/blob/main/Fase3/03_results/Evaluación%20AgenteRL_F3–%20PlataformaInclinada/EvaluacionSweep_dominioangular_retardo.png"</w:instrText>
-      </w:r>
-      <w:r>
-        <w:fldChar w:fldCharType="separate"/>
-      </w:r>
-      <w:r>
-        <w:rPr>
-          <w:rStyle w:val="Hyperlink"/>
-        </w:rPr>
-        <w:t>Enlace.</w:t>
-      </w:r>
-      <w:r>
-        <w:fldChar w:fldCharType="end"/>
-      </w:r>
+      <w:hyperlink r:id="rId34" w:history="1">
+        <w:r>
+          <w:rPr>
+            <w:rStyle w:val="Hyperlink"/>
+          </w:rPr>
+          <w:t>Enlace.</w:t>
+        </w:r>
+        <w:bookmarkEnd w:id="32"/>
+      </w:hyperlink>
     </w:p>
     <w:p>
       <w:pPr>
@@ -13002,7 +12968,7 @@
                     </pic:cNvPicPr>
                   </pic:nvPicPr>
                   <pic:blipFill>
-                    <a:blip r:embed="rId33"/>
+                    <a:blip r:embed="rId35"/>
                     <a:stretch>
                       <a:fillRect/>
                     </a:stretch>
@@ -13028,7 +12994,7 @@
         <w:pStyle w:val="Beschriftung"/>
       </w:pPr>
       <w:bookmarkStart w:id="33" w:name="_Ref225667356"/>
-      <w:bookmarkStart w:id="34" w:name="_Toc226955172"/>
+      <w:bookmarkStart w:id="34" w:name="_Toc226956902"/>
       <w:r>
         <w:t xml:space="preserve">Fig. </w:t>
       </w:r>
@@ -13047,25 +13013,15 @@
       <w:r>
         <w:t xml:space="preserve"> Respuesta temporal del sistema ante retardo en el lazo de control en plataforma inclinada pitch=roll= -10. Fuente: Elaboración propia. </w:t>
       </w:r>
-      <w:bookmarkEnd w:id="34"/>
-      <w:r>
-        <w:fldChar w:fldCharType="begin"/>
-      </w:r>
-      <w:r>
-        <w:instrText>HYPERLINK "https://github.com/RichardSarabia/SimuladorBrazoLazaro_RLAgent_TFM_RicardoSarabia/blob/main/Fase3/03_results/Evaluación%20AgenteRL_F3–%20PlataformaInclinada/EvaluacionSweep_respTemporal_retardo.png"</w:instrText>
-      </w:r>
-      <w:r>
-        <w:fldChar w:fldCharType="separate"/>
-      </w:r>
-      <w:r>
-        <w:rPr>
-          <w:rStyle w:val="Hyperlink"/>
-        </w:rPr>
-        <w:t>Enlace.</w:t>
-      </w:r>
-      <w:r>
-        <w:fldChar w:fldCharType="end"/>
-      </w:r>
+      <w:hyperlink r:id="rId36" w:history="1">
+        <w:r>
+          <w:rPr>
+            <w:rStyle w:val="Hyperlink"/>
+          </w:rPr>
+          <w:t>Enlace.</w:t>
+        </w:r>
+        <w:bookmarkEnd w:id="34"/>
+      </w:hyperlink>
     </w:p>
     <w:p>
       <w:pPr>
@@ -13232,7 +13188,7 @@
                     </pic:cNvPicPr>
                   </pic:nvPicPr>
                   <pic:blipFill>
-                    <a:blip r:embed="rId34"/>
+                    <a:blip r:embed="rId37"/>
                     <a:stretch>
                       <a:fillRect/>
                     </a:stretch>
@@ -13258,7 +13214,7 @@
         <w:pStyle w:val="Beschriftung"/>
       </w:pPr>
       <w:bookmarkStart w:id="35" w:name="_Ref225667380"/>
-      <w:bookmarkStart w:id="36" w:name="_Toc226955173"/>
+      <w:bookmarkStart w:id="36" w:name="_Toc226956903"/>
       <w:r>
         <w:t xml:space="preserve">Fig. </w:t>
       </w:r>
@@ -13283,25 +13239,15 @@
       <w:r>
         <w:t xml:space="preserve"> inclinada pitch=roll=-10°. Fuente: Elaboración propia. </w:t>
       </w:r>
-      <w:bookmarkEnd w:id="36"/>
-      <w:r>
-        <w:fldChar w:fldCharType="begin"/>
-      </w:r>
-      <w:r>
-        <w:instrText>HYPERLINK "https://github.com/RichardSarabia/SimuladorBrazoLazaro_RLAgent_TFM_RicardoSarabia/blob/main/Fase3/03_results/Evaluación%20AgenteRL_F3–%20PlataformaInclinada/EvaluacionSweep_dominioangular_do1ini.png"</w:instrText>
-      </w:r>
-      <w:r>
-        <w:fldChar w:fldCharType="separate"/>
-      </w:r>
-      <w:r>
-        <w:rPr>
-          <w:rStyle w:val="Hyperlink"/>
-        </w:rPr>
-        <w:t>Enlace.</w:t>
-      </w:r>
-      <w:r>
-        <w:fldChar w:fldCharType="end"/>
-      </w:r>
+      <w:hyperlink r:id="rId38" w:history="1">
+        <w:r>
+          <w:rPr>
+            <w:rStyle w:val="Hyperlink"/>
+          </w:rPr>
+          <w:t>Enlace.</w:t>
+        </w:r>
+        <w:bookmarkEnd w:id="36"/>
+      </w:hyperlink>
     </w:p>
     <w:p>
       <w:pPr>
@@ -13364,7 +13310,7 @@
                     </pic:cNvPicPr>
                   </pic:nvPicPr>
                   <pic:blipFill>
-                    <a:blip r:embed="rId35"/>
+                    <a:blip r:embed="rId39"/>
                     <a:stretch>
                       <a:fillRect/>
                     </a:stretch>
@@ -13390,7 +13336,7 @@
         <w:pStyle w:val="Beschriftung"/>
       </w:pPr>
       <w:bookmarkStart w:id="37" w:name="_Ref225667835"/>
-      <w:bookmarkStart w:id="38" w:name="_Toc226955174"/>
+      <w:bookmarkStart w:id="38" w:name="_Toc226956904"/>
       <w:r>
         <w:t xml:space="preserve">Fig. </w:t>
       </w:r>
@@ -13417,25 +13363,15 @@
       <w:r>
         <w:t xml:space="preserve"> pitch=roll=-10°. Fuente: Elaboración propia. </w:t>
       </w:r>
-      <w:bookmarkEnd w:id="38"/>
-      <w:r>
-        <w:fldChar w:fldCharType="begin"/>
-      </w:r>
-      <w:r>
-        <w:instrText>HYPERLINK "https://github.com/RichardSarabia/SimuladorBrazoLazaro_RLAgent_TFM_RicardoSarabia/blob/main/Fase3/03_results/Evaluación%20AgenteRL_F3–%20PlataformaInclinada/EvaluacionSweep_respTemporal_do1ini.png"</w:instrText>
-      </w:r>
-      <w:r>
-        <w:fldChar w:fldCharType="separate"/>
-      </w:r>
-      <w:r>
-        <w:rPr>
-          <w:rStyle w:val="Hyperlink"/>
-        </w:rPr>
-        <w:t>Enlace.</w:t>
-      </w:r>
-      <w:r>
-        <w:fldChar w:fldCharType="end"/>
-      </w:r>
+      <w:hyperlink r:id="rId40" w:history="1">
+        <w:r>
+          <w:rPr>
+            <w:rStyle w:val="Hyperlink"/>
+          </w:rPr>
+          <w:t>Enlace.</w:t>
+        </w:r>
+        <w:bookmarkEnd w:id="38"/>
+      </w:hyperlink>
     </w:p>
     <w:p>
       <w:pPr>
@@ -13477,7 +13413,7 @@
       <w:pPr>
         <w:pStyle w:val="berschrift3"/>
       </w:pPr>
-      <w:bookmarkStart w:id="39" w:name="_Toc226955143"/>
+      <w:bookmarkStart w:id="39" w:name="_Toc226956873"/>
       <w:r>
         <w:t xml:space="preserve">Comparación PID vs </w:t>
       </w:r>
@@ -13632,7 +13568,7 @@
                     <pic:cNvPicPr/>
                   </pic:nvPicPr>
                   <pic:blipFill>
-                    <a:blip r:embed="rId36"/>
+                    <a:blip r:embed="rId41"/>
                     <a:stretch>
                       <a:fillRect/>
                     </a:stretch>
@@ -13658,7 +13594,7 @@
         <w:pStyle w:val="Beschriftung"/>
       </w:pPr>
       <w:bookmarkStart w:id="40" w:name="_Ref225669380"/>
-      <w:bookmarkStart w:id="41" w:name="_Toc226955175"/>
+      <w:bookmarkStart w:id="41" w:name="_Toc226956905"/>
       <w:r>
         <w:t xml:space="preserve">Fig. </w:t>
       </w:r>
@@ -13677,17 +13613,17 @@
       <w:r>
         <w:t xml:space="preserve"> Evaluación del RMSE en el dominio angular del PID vs Controlador RL Fase2, plataforma plana. Fuente: Elaboración propia.</w:t>
       </w:r>
-      <w:bookmarkEnd w:id="41"/>
       <w:r>
         <w:t xml:space="preserve"> </w:t>
       </w:r>
-      <w:hyperlink r:id="rId37" w:history="1">
+      <w:hyperlink r:id="rId42" w:history="1">
         <w:r>
           <w:rPr>
             <w:rStyle w:val="Hyperlink"/>
           </w:rPr>
           <w:t>Enlace.</w:t>
         </w:r>
+        <w:bookmarkEnd w:id="41"/>
       </w:hyperlink>
       <w:r>
         <w:t xml:space="preserve"> </w:t>
@@ -13736,7 +13672,7 @@
                     <pic:cNvPicPr/>
                   </pic:nvPicPr>
                   <pic:blipFill>
-                    <a:blip r:embed="rId38"/>
+                    <a:blip r:embed="rId43"/>
                     <a:stretch>
                       <a:fillRect/>
                     </a:stretch>
@@ -13762,7 +13698,7 @@
         <w:pStyle w:val="Beschriftung"/>
       </w:pPr>
       <w:bookmarkStart w:id="42" w:name="_Ref225669394"/>
-      <w:bookmarkStart w:id="43" w:name="_Toc226955176"/>
+      <w:bookmarkStart w:id="43" w:name="_Toc226956906"/>
       <w:r>
         <w:t xml:space="preserve">Fig. </w:t>
       </w:r>
@@ -13784,25 +13720,15 @@
       <w:r>
         <w:t xml:space="preserve">0°. Fuente: Elaboración propia. </w:t>
       </w:r>
-      <w:bookmarkEnd w:id="43"/>
-      <w:r>
-        <w:fldChar w:fldCharType="begin"/>
-      </w:r>
-      <w:r>
-        <w:instrText>HYPERLINK "https://github.com/RichardSarabia/SimuladorBrazoLazaro_RLAgent_TFM_RicardoSarabia/blob/main/Fase3/03_results/ComparacionPID_vs_RL_F3/ComparacionPIDvsRL.png"</w:instrText>
-      </w:r>
-      <w:r>
-        <w:fldChar w:fldCharType="separate"/>
-      </w:r>
-      <w:r>
-        <w:rPr>
-          <w:rStyle w:val="Hyperlink"/>
-        </w:rPr>
-        <w:t>Enlace.</w:t>
-      </w:r>
-      <w:r>
-        <w:fldChar w:fldCharType="end"/>
-      </w:r>
+      <w:hyperlink r:id="rId44" w:history="1">
+        <w:r>
+          <w:rPr>
+            <w:rStyle w:val="Hyperlink"/>
+          </w:rPr>
+          <w:t>Enlace.</w:t>
+        </w:r>
+        <w:bookmarkEnd w:id="43"/>
+      </w:hyperlink>
     </w:p>
     <w:p>
       <w:pPr>
@@ -13817,7 +13743,7 @@
       <w:pPr>
         <w:pStyle w:val="berschrift3"/>
       </w:pPr>
-      <w:bookmarkStart w:id="44" w:name="_Toc226955144"/>
+      <w:bookmarkStart w:id="44" w:name="_Toc226956874"/>
       <w:r>
         <w:t xml:space="preserve">Conclusión </w:t>
       </w:r>
@@ -13969,7 +13895,7 @@
       <w:r>
         <w:t xml:space="preserve">) del agente RL en Fase 3. Fuente: Elaboración propi. </w:t>
       </w:r>
-      <w:hyperlink r:id="rId39" w:history="1">
+      <w:hyperlink r:id="rId45" w:history="1">
         <w:r>
           <w:rPr>
             <w:rStyle w:val="Hyperlink"/>
@@ -14017,7 +13943,7 @@
                     <pic:cNvPicPr/>
                   </pic:nvPicPr>
                   <pic:blipFill>
-                    <a:blip r:embed="rId40"/>
+                    <a:blip r:embed="rId46"/>
                     <a:stretch>
                       <a:fillRect/>
                     </a:stretch>
@@ -14043,7 +13969,7 @@
         <w:pStyle w:val="Textkrper"/>
       </w:pPr>
     </w:p>
-    <w:bookmarkStart w:id="46" w:name="_Toc226955145" w:displacedByCustomXml="next"/>
+    <w:bookmarkStart w:id="46" w:name="_Toc226956875" w:displacedByCustomXml="next"/>
     <w:sdt>
       <w:sdtPr>
         <w:rPr>
@@ -14765,7 +14691,7 @@
           <w:rFonts w:cs="Arial"/>
         </w:rPr>
       </w:pPr>
-      <w:bookmarkStart w:id="47" w:name="_Toc226955146"/>
+      <w:bookmarkStart w:id="47" w:name="_Toc226956876"/>
       <w:r>
         <w:rPr>
           <w:rFonts w:cs="Arial"/>
@@ -14783,7 +14709,7 @@
           <w:color w:val="000000" w:themeColor="text1"/>
         </w:rPr>
       </w:pPr>
-      <w:hyperlink r:id="rId41" w:history="1">
+      <w:hyperlink r:id="rId47" w:history="1">
         <w:r>
           <w:rPr>
             <w:rStyle w:val="Hyperlink"/>
@@ -14810,7 +14736,7 @@
         <w:pStyle w:val="berschrift2"/>
       </w:pPr>
       <w:bookmarkStart w:id="48" w:name="_Ref226225163"/>
-      <w:bookmarkStart w:id="49" w:name="_Toc226955147"/>
+      <w:bookmarkStart w:id="49" w:name="_Toc226956877"/>
       <w:r>
         <w:t>Modo</w:t>
       </w:r>
@@ -14835,7 +14761,7 @@
         </w:rPr>
         <w:t>Modos en el Entrenamiento: [</w:t>
       </w:r>
-      <w:hyperlink r:id="rId42" w:history="1">
+      <w:hyperlink r:id="rId48" w:history="1">
         <w:r>
           <w:rPr>
             <w:rStyle w:val="Hyperlink"/>
@@ -14850,7 +14776,7 @@
         </w:rPr>
         <w:t xml:space="preserve">, </w:t>
       </w:r>
-      <w:hyperlink r:id="rId43" w:history="1">
+      <w:hyperlink r:id="rId49" w:history="1">
         <w:r>
           <w:rPr>
             <w:rStyle w:val="Hyperlink"/>
@@ -14870,7 +14796,7 @@
       </w:pPr>
       <w:bookmarkStart w:id="50" w:name="_Ref226271447"/>
       <w:bookmarkStart w:id="51" w:name="_Ref226218914"/>
-      <w:bookmarkStart w:id="52" w:name="_Toc226955148"/>
+      <w:bookmarkStart w:id="52" w:name="_Toc226956878"/>
       <w:r>
         <w:t>Evaluación</w:t>
       </w:r>
@@ -14900,7 +14826,7 @@
         </w:rPr>
         <w:t xml:space="preserve"> [</w:t>
       </w:r>
-      <w:hyperlink r:id="rId44" w:history="1">
+      <w:hyperlink r:id="rId50" w:history="1">
         <w:r>
           <w:rPr>
             <w:rStyle w:val="Hyperlink"/>
@@ -14921,7 +14847,7 @@
         </w:rPr>
         <w:t xml:space="preserve">, </w:t>
       </w:r>
-      <w:hyperlink r:id="rId45" w:history="1">
+      <w:hyperlink r:id="rId51" w:history="1">
         <w:r>
           <w:rPr>
             <w:rStyle w:val="Hyperlink"/>
@@ -14941,7 +14867,7 @@
         <w:pStyle w:val="berschrift2"/>
       </w:pPr>
       <w:bookmarkStart w:id="53" w:name="_Ref226717121"/>
-      <w:bookmarkStart w:id="54" w:name="_Toc226955149"/>
+      <w:bookmarkStart w:id="54" w:name="_Toc226956879"/>
       <w:r>
         <w:t>Proceso de Decision de Markov (MDP)</w:t>
       </w:r>
@@ -14965,7 +14891,7 @@
       <w:r>
         <w:t>[</w:t>
       </w:r>
-      <w:hyperlink r:id="rId46" w:history="1">
+      <w:hyperlink r:id="rId52" w:history="1">
         <w:r>
           <w:rPr>
             <w:rStyle w:val="Hyperlink"/>
@@ -14976,7 +14902,7 @@
       <w:r>
         <w:t xml:space="preserve">], </w:t>
       </w:r>
-      <w:hyperlink r:id="rId47" w:history="1">
+      <w:hyperlink r:id="rId53" w:history="1">
         <w:r>
           <w:rPr>
             <w:rStyle w:val="Hyperlink"/>
@@ -14995,7 +14921,7 @@
         <w:pStyle w:val="berschrift2"/>
       </w:pPr>
       <w:bookmarkStart w:id="55" w:name="_Ref225774770"/>
-      <w:bookmarkStart w:id="56" w:name="_Toc226955150"/>
+      <w:bookmarkStart w:id="56" w:name="_Toc226956880"/>
       <w:r>
         <w:t>Vector de observaciones</w:t>
       </w:r>
@@ -15027,7 +14953,7 @@
         </w:rPr>
         <w:t>: [</w:t>
       </w:r>
-      <w:hyperlink r:id="rId48" w:history="1">
+      <w:hyperlink r:id="rId54" w:history="1">
         <w:r>
           <w:rPr>
             <w:rStyle w:val="Hyperlink"/>
@@ -15048,7 +14974,7 @@
         </w:rPr>
         <w:t xml:space="preserve">, </w:t>
       </w:r>
-      <w:hyperlink r:id="rId49" w:history="1">
+      <w:hyperlink r:id="rId55" w:history="1">
         <w:r>
           <w:rPr>
             <w:rStyle w:val="Hyperlink"/>
@@ -15080,7 +15006,7 @@
         </w:rPr>
         <w:t>Observables: [</w:t>
       </w:r>
-      <w:hyperlink r:id="rId50" w:history="1">
+      <w:hyperlink r:id="rId56" w:history="1">
         <w:r>
           <w:rPr>
             <w:rStyle w:val="Hyperlink"/>
@@ -15101,7 +15027,7 @@
         </w:rPr>
         <w:t xml:space="preserve">, </w:t>
       </w:r>
-      <w:hyperlink r:id="rId51" w:history="1">
+      <w:hyperlink r:id="rId57" w:history="1">
         <w:r>
           <w:rPr>
             <w:rStyle w:val="Hyperlink"/>
@@ -15121,7 +15047,7 @@
         <w:pStyle w:val="berschrift2"/>
       </w:pPr>
       <w:bookmarkStart w:id="57" w:name="_Ref225767781"/>
-      <w:bookmarkStart w:id="58" w:name="_Toc226955151"/>
+      <w:bookmarkStart w:id="58" w:name="_Toc226956881"/>
       <w:r>
         <w:t>Anexo Bufferlength</w:t>
       </w:r>
@@ -15135,7 +15061,7 @@
         </w:rPr>
         <w:t>Bufferlength: [</w:t>
       </w:r>
-      <w:hyperlink r:id="rId52" w:history="1">
+      <w:hyperlink r:id="rId58" w:history="1">
         <w:r>
           <w:rPr>
             <w:rStyle w:val="TextkrperZchn"/>
@@ -15156,7 +15082,7 @@
         </w:rPr>
         <w:t xml:space="preserve"> </w:t>
       </w:r>
-      <w:hyperlink r:id="rId53" w:history="1">
+      <w:hyperlink r:id="rId59" w:history="1">
         <w:r>
           <w:rPr>
             <w:rStyle w:val="Hyperlink"/>
@@ -15174,7 +15100,7 @@
         <w:pStyle w:val="berschrift2"/>
       </w:pPr>
       <w:bookmarkStart w:id="59" w:name="_Ref225778577"/>
-      <w:bookmarkStart w:id="60" w:name="_Toc226955152"/>
+      <w:bookmarkStart w:id="60" w:name="_Toc226956882"/>
       <w:r>
         <w:t>Warm-Start Steps</w:t>
       </w:r>
@@ -15193,7 +15119,7 @@
         </w:rPr>
         <w:t>Warm-start Steps: [</w:t>
       </w:r>
-      <w:hyperlink r:id="rId54" w:history="1">
+      <w:hyperlink r:id="rId60" w:history="1">
         <w:r>
           <w:rPr>
             <w:rStyle w:val="TextkrperZchn"/>
@@ -15214,7 +15140,7 @@
         </w:rPr>
         <w:t xml:space="preserve"> </w:t>
       </w:r>
-      <w:hyperlink r:id="rId55" w:history="1">
+      <w:hyperlink r:id="rId61" w:history="1">
         <w:r>
           <w:rPr>
             <w:rStyle w:val="Hyperlink"/>
@@ -15233,7 +15159,7 @@
         <w:pStyle w:val="berschrift2"/>
       </w:pPr>
       <w:bookmarkStart w:id="61" w:name="_Ref225769349"/>
-      <w:bookmarkStart w:id="62" w:name="_Toc226955153"/>
+      <w:bookmarkStart w:id="62" w:name="_Toc226956883"/>
       <w:r>
         <w:lastRenderedPageBreak/>
         <w:t>Anexo policy Exploration Gaussian</w:t>
@@ -15267,7 +15193,7 @@
         </w:rPr>
         <w:t xml:space="preserve"> [</w:t>
       </w:r>
-      <w:hyperlink r:id="rId56" w:history="1">
+      <w:hyperlink r:id="rId62" w:history="1">
         <w:r>
           <w:rPr>
             <w:rStyle w:val="Hyperlink"/>
@@ -15282,7 +15208,7 @@
         </w:rPr>
         <w:t xml:space="preserve">], </w:t>
       </w:r>
-      <w:hyperlink r:id="rId57" w:history="1">
+      <w:hyperlink r:id="rId63" w:history="1">
         <w:r>
           <w:rPr>
             <w:rStyle w:val="Hyperlink"/>
@@ -15301,7 +15227,7 @@
         <w:pStyle w:val="berschrift2"/>
       </w:pPr>
       <w:bookmarkStart w:id="63" w:name="_Ref225769625"/>
-      <w:bookmarkStart w:id="64" w:name="_Toc226955154"/>
+      <w:bookmarkStart w:id="64" w:name="_Toc226956884"/>
       <w:r>
         <w:t>Anexo Learning Rate Actor Critic</w:t>
       </w:r>
@@ -15320,7 +15246,7 @@
         </w:rPr>
         <w:t>Taza de Aprendizaje: [</w:t>
       </w:r>
-      <w:hyperlink r:id="rId58" w:history="1">
+      <w:hyperlink r:id="rId64" w:history="1">
         <w:r>
           <w:rPr>
             <w:rStyle w:val="Hyperlink"/>
@@ -15341,7 +15267,7 @@
         </w:rPr>
         <w:t xml:space="preserve"> </w:t>
       </w:r>
-      <w:hyperlink r:id="rId59" w:history="1">
+      <w:hyperlink r:id="rId65" w:history="1">
         <w:r>
           <w:rPr>
             <w:rStyle w:val="Hyperlink"/>
@@ -15360,7 +15286,7 @@
         <w:pStyle w:val="berschrift2"/>
       </w:pPr>
       <w:bookmarkStart w:id="65" w:name="_Ref225772778"/>
-      <w:bookmarkStart w:id="66" w:name="_Toc226955155"/>
+      <w:bookmarkStart w:id="66" w:name="_Toc226956885"/>
       <w:r>
         <w:t>Anexo Mini Batchsize</w:t>
       </w:r>
@@ -15381,7 +15307,7 @@
         </w:rPr>
         <w:t>Minie Batchsize: [</w:t>
       </w:r>
-      <w:hyperlink r:id="rId60" w:history="1">
+      <w:hyperlink r:id="rId66" w:history="1">
         <w:r>
           <w:rPr>
             <w:rStyle w:val="Hyperlink"/>
@@ -15396,7 +15322,7 @@
         </w:rPr>
         <w:t xml:space="preserve">], </w:t>
       </w:r>
-      <w:hyperlink r:id="rId61" w:history="1">
+      <w:hyperlink r:id="rId67" w:history="1">
         <w:r>
           <w:rPr>
             <w:rStyle w:val="Hyperlink"/>
@@ -15416,7 +15342,7 @@
         <w:pStyle w:val="berschrift2"/>
       </w:pPr>
       <w:bookmarkStart w:id="67" w:name="_Ref225796387"/>
-      <w:bookmarkStart w:id="68" w:name="_Toc226955156"/>
+      <w:bookmarkStart w:id="68" w:name="_Toc226956886"/>
       <w:r>
         <w:t>TD3 Redes Neuronales</w:t>
       </w:r>
@@ -15440,7 +15366,7 @@
       <w:r>
         <w:t>[</w:t>
       </w:r>
-      <w:hyperlink r:id="rId62" w:history="1">
+      <w:hyperlink r:id="rId68" w:history="1">
         <w:r>
           <w:rPr>
             <w:rStyle w:val="Hyperlink"/>
@@ -15454,7 +15380,7 @@
       <w:r>
         <w:t xml:space="preserve">, </w:t>
       </w:r>
-      <w:hyperlink r:id="rId63" w:history="1">
+      <w:hyperlink r:id="rId69" w:history="1">
         <w:r>
           <w:rPr>
             <w:rStyle w:val="Hyperlink"/>
@@ -15474,7 +15400,7 @@
         <w:pStyle w:val="berschrift2"/>
       </w:pPr>
       <w:bookmarkStart w:id="69" w:name="_Ref225798270"/>
-      <w:bookmarkStart w:id="70" w:name="_Toc226955157"/>
+      <w:bookmarkStart w:id="70" w:name="_Toc226956887"/>
       <w:r>
         <w:t>Función</w:t>
       </w:r>
@@ -15497,7 +15423,7 @@
       <w:r>
         <w:t>Función de Recompensa: [</w:t>
       </w:r>
-      <w:hyperlink r:id="rId64" w:history="1">
+      <w:hyperlink r:id="rId70" w:history="1">
         <w:r>
           <w:rPr>
             <w:rStyle w:val="Hyperlink"/>
@@ -15511,7 +15437,7 @@
       <w:r>
         <w:t xml:space="preserve">, </w:t>
       </w:r>
-      <w:hyperlink r:id="rId65" w:history="1">
+      <w:hyperlink r:id="rId71" w:history="1">
         <w:r>
           <w:rPr>
             <w:rStyle w:val="Hyperlink"/>
@@ -15540,7 +15466,7 @@
       <w:r>
         <w:t>Función de Recompensa Sistema A: [</w:t>
       </w:r>
-      <w:hyperlink r:id="rId66" w:history="1">
+      <w:hyperlink r:id="rId72" w:history="1">
         <w:r>
           <w:rPr>
             <w:rStyle w:val="Hyperlink"/>
@@ -15554,7 +15480,7 @@
       <w:r>
         <w:t xml:space="preserve">, </w:t>
       </w:r>
-      <w:hyperlink r:id="rId67" w:history="1">
+      <w:hyperlink r:id="rId73" w:history="1">
         <w:r>
           <w:rPr>
             <w:rStyle w:val="Hyperlink"/>
@@ -15589,7 +15515,7 @@
       <w:r>
         <w:t>: [</w:t>
       </w:r>
-      <w:hyperlink r:id="rId68" w:history="1">
+      <w:hyperlink r:id="rId74" w:history="1">
         <w:r>
           <w:rPr>
             <w:rStyle w:val="Hyperlink"/>
@@ -15603,7 +15529,7 @@
       <w:r>
         <w:t xml:space="preserve">, </w:t>
       </w:r>
-      <w:hyperlink r:id="rId69" w:history="1">
+      <w:hyperlink r:id="rId75" w:history="1">
         <w:r>
           <w:rPr>
             <w:rStyle w:val="Hyperlink"/>
@@ -15638,7 +15564,7 @@
       <w:r>
         <w:t>: [</w:t>
       </w:r>
-      <w:hyperlink r:id="rId70" w:history="1">
+      <w:hyperlink r:id="rId76" w:history="1">
         <w:r>
           <w:rPr>
             <w:rStyle w:val="Hyperlink"/>
@@ -15652,7 +15578,7 @@
       <w:r>
         <w:t xml:space="preserve">, </w:t>
       </w:r>
-      <w:hyperlink r:id="rId71" w:history="1">
+      <w:hyperlink r:id="rId77" w:history="1">
         <w:r>
           <w:rPr>
             <w:rStyle w:val="Hyperlink"/>
@@ -15696,7 +15622,7 @@
         <w:pStyle w:val="berschrift2"/>
       </w:pPr>
       <w:bookmarkStart w:id="71" w:name="_Ref226496024"/>
-      <w:bookmarkStart w:id="72" w:name="_Toc226955158"/>
+      <w:bookmarkStart w:id="72" w:name="_Toc226956888"/>
       <w:r>
         <w:lastRenderedPageBreak/>
         <w:t>Anexo</w:t>
@@ -15760,7 +15686,7 @@
         </w:rPr>
         <w:t>[</w:t>
       </w:r>
-      <w:hyperlink r:id="rId72" w:history="1">
+      <w:hyperlink r:id="rId78" w:history="1">
         <w:r>
           <w:rPr>
             <w:rStyle w:val="Hyperlink"/>
@@ -15810,7 +15736,7 @@
         </w:rPr>
         <w:t xml:space="preserve"> [</w:t>
       </w:r>
-      <w:hyperlink r:id="rId73" w:history="1">
+      <w:hyperlink r:id="rId79" w:history="1">
         <w:r>
           <w:rPr>
             <w:rStyle w:val="Hyperlink"/>
@@ -15850,7 +15776,7 @@
       <w:r>
         <w:t>: [</w:t>
       </w:r>
-      <w:hyperlink r:id="rId74" w:history="1">
+      <w:hyperlink r:id="rId80" w:history="1">
         <w:r>
           <w:rPr>
             <w:rStyle w:val="Hyperlink"/>
@@ -15861,7 +15787,7 @@
       <w:r>
         <w:t xml:space="preserve">], </w:t>
       </w:r>
-      <w:hyperlink r:id="rId75" w:history="1">
+      <w:hyperlink r:id="rId81" w:history="1">
         <w:r>
           <w:rPr>
             <w:rFonts w:ascii="Times New Roman" w:hAnsi="Times New Roman"/>
@@ -15917,7 +15843,7 @@
         </w:rPr>
         <w:t>[</w:t>
       </w:r>
-      <w:hyperlink r:id="rId76" w:history="1">
+      <w:hyperlink r:id="rId82" w:history="1">
         <w:r>
           <w:rPr>
             <w:rStyle w:val="Hyperlink"/>
@@ -15941,7 +15867,7 @@
         </w:rPr>
         <w:t xml:space="preserve"> </w:t>
       </w:r>
-      <w:hyperlink r:id="rId77" w:history="1">
+      <w:hyperlink r:id="rId83" w:history="1">
         <w:r>
           <w:rPr>
             <w:rStyle w:val="Hyperlink"/>
@@ -15977,7 +15903,7 @@
         </w:rPr>
         <w:t>[</w:t>
       </w:r>
-      <w:hyperlink r:id="rId78" w:history="1">
+      <w:hyperlink r:id="rId84" w:history="1">
         <w:r>
           <w:rPr>
             <w:rStyle w:val="Hyperlink"/>
@@ -15992,7 +15918,7 @@
         </w:rPr>
         <w:t xml:space="preserve">], </w:t>
       </w:r>
-      <w:hyperlink r:id="rId79" w:history="1">
+      <w:hyperlink r:id="rId85" w:history="1">
         <w:r>
           <w:rPr>
             <w:rStyle w:val="Hyperlink"/>
@@ -16034,7 +15960,7 @@
         </w:rPr>
         <w:t xml:space="preserve"> [</w:t>
       </w:r>
-      <w:hyperlink r:id="rId80" w:history="1">
+      <w:hyperlink r:id="rId86" w:history="1">
         <w:r>
           <w:rPr>
             <w:rStyle w:val="Hyperlink"/>
@@ -16055,7 +15981,7 @@
         </w:rPr>
         <w:t xml:space="preserve"> </w:t>
       </w:r>
-      <w:hyperlink r:id="rId81" w:history="1">
+      <w:hyperlink r:id="rId87" w:history="1">
         <w:r>
           <w:rPr>
             <w:rStyle w:val="Hyperlink"/>
@@ -16097,7 +16023,7 @@
       <w:r>
         <w:t>[</w:t>
       </w:r>
-      <w:hyperlink r:id="rId82" w:history="1">
+      <w:hyperlink r:id="rId88" w:history="1">
         <w:r>
           <w:rPr>
             <w:rStyle w:val="Hyperlink"/>
@@ -16160,7 +16086,7 @@
         </w:rPr>
         <w:t xml:space="preserve"> [</w:t>
       </w:r>
-      <w:hyperlink r:id="rId83" w:history="1">
+      <w:hyperlink r:id="rId89" w:history="1">
         <w:r>
           <w:rPr>
             <w:rStyle w:val="Hyperlink"/>
@@ -16175,7 +16101,7 @@
         </w:rPr>
         <w:t xml:space="preserve">], </w:t>
       </w:r>
-      <w:hyperlink r:id="rId84" w:history="1">
+      <w:hyperlink r:id="rId90" w:history="1">
         <w:r>
           <w:rPr>
             <w:rStyle w:val="Hyperlink"/>
@@ -16269,7 +16195,7 @@
         </w:rPr>
         <w:t>[</w:t>
       </w:r>
-      <w:hyperlink r:id="rId85" w:history="1">
+      <w:hyperlink r:id="rId91" w:history="1">
         <w:r>
           <w:rPr>
             <w:rStyle w:val="Hyperlink"/>
@@ -16293,7 +16219,7 @@
         </w:rPr>
         <w:t xml:space="preserve"> </w:t>
       </w:r>
-      <w:hyperlink r:id="rId86" w:history="1">
+      <w:hyperlink r:id="rId92" w:history="1">
         <w:r>
           <w:rPr>
             <w:rStyle w:val="Hyperlink"/>
@@ -16358,7 +16284,7 @@
         </w:rPr>
         <w:t>[</w:t>
       </w:r>
-      <w:hyperlink r:id="rId87" w:history="1">
+      <w:hyperlink r:id="rId93" w:history="1">
         <w:r>
           <w:rPr>
             <w:rStyle w:val="Hyperlink"/>
@@ -16373,7 +16299,7 @@
         </w:rPr>
         <w:t xml:space="preserve">], </w:t>
       </w:r>
-      <w:hyperlink r:id="rId88" w:history="1">
+      <w:hyperlink r:id="rId94" w:history="1">
         <w:r>
           <w:rPr>
             <w:rStyle w:val="Hyperlink"/>
@@ -16424,7 +16350,7 @@
         </w:rPr>
         <w:t xml:space="preserve"> [</w:t>
       </w:r>
-      <w:hyperlink r:id="rId89" w:history="1">
+      <w:hyperlink r:id="rId95" w:history="1">
         <w:r>
           <w:rPr>
             <w:rStyle w:val="Hyperlink"/>
@@ -16490,7 +16416,7 @@
       <w:r>
         <w:t>[</w:t>
       </w:r>
-      <w:hyperlink r:id="rId90" w:history="1">
+      <w:hyperlink r:id="rId96" w:history="1">
         <w:r>
           <w:rPr>
             <w:rStyle w:val="Hyperlink"/>
@@ -16501,7 +16427,7 @@
       <w:r>
         <w:t xml:space="preserve">],  </w:t>
       </w:r>
-      <w:hyperlink r:id="rId91" w:history="1">
+      <w:hyperlink r:id="rId97" w:history="1">
         <w:r>
           <w:rPr>
             <w:rStyle w:val="Hyperlink"/>
@@ -16567,7 +16493,7 @@
         </w:rPr>
         <w:t xml:space="preserve"> [</w:t>
       </w:r>
-      <w:hyperlink r:id="rId92" w:history="1">
+      <w:hyperlink r:id="rId98" w:history="1">
         <w:r>
           <w:rPr>
             <w:rStyle w:val="Hyperlink"/>
@@ -16578,7 +16504,7 @@
       </w:hyperlink>
       <w:r>
         <w:rPr>
-          <w:rStyle w:val="TextkrperZchn"/>
+          <w:rFonts w:ascii="Arial" w:hAnsi="Arial"/>
         </w:rPr>
         <w:t xml:space="preserve">], </w:t>
       </w:r>
@@ -16590,7 +16516,7 @@
           <w:iCs/>
           <w:color w:val="000000" w:themeColor="text1"/>
         </w:rPr>
-        <w:t>https://github.com/RichardSarabia/SimuladorBrazoLazaro_RLAgent_TFM_RicardoSarabia/blob/main/Fase3/03_results/ComparasionPID_vs_RL_F3.pdf</w:t>
+        <w:t>https://github.com/RichardSarabia/SimuladorBrazoLazaro_RLAgent_TFM_RicardoSarabia/blob/main/Fase3/03_results/ComparacionPID_vs_RL_F3.pdf</w:t>
       </w:r>
     </w:p>
     <w:p>
@@ -16635,7 +16561,7 @@
         </w:rPr>
         <w:t>[</w:t>
       </w:r>
-      <w:hyperlink r:id="rId93" w:history="1">
+      <w:hyperlink r:id="rId99" w:history="1">
         <w:r>
           <w:rPr>
             <w:rStyle w:val="Hyperlink"/>
@@ -16656,7 +16582,7 @@
         </w:rPr>
         <w:t xml:space="preserve"> </w:t>
       </w:r>
-      <w:hyperlink r:id="rId94" w:history="1">
+      <w:hyperlink r:id="rId100" w:history="1">
         <w:r>
           <w:rPr>
             <w:rStyle w:val="Hyperlink"/>
@@ -16712,7 +16638,7 @@
         </w:rPr>
         <w:t>[</w:t>
       </w:r>
-      <w:hyperlink r:id="rId95" w:history="1">
+      <w:hyperlink r:id="rId101" w:history="1">
         <w:r>
           <w:rPr>
             <w:rStyle w:val="Hyperlink"/>
@@ -16727,7 +16653,7 @@
         </w:rPr>
         <w:t xml:space="preserve">], </w:t>
       </w:r>
-      <w:hyperlink r:id="rId96" w:history="1">
+      <w:hyperlink r:id="rId102" w:history="1">
         <w:r>
           <w:rPr>
             <w:rStyle w:val="Hyperlink"/>
@@ -16784,7 +16710,7 @@
         </w:rPr>
         <w:t>[</w:t>
       </w:r>
-      <w:hyperlink r:id="rId97" w:history="1">
+      <w:hyperlink r:id="rId103" w:history="1">
         <w:r>
           <w:rPr>
             <w:rStyle w:val="Hyperlink"/>
@@ -16799,7 +16725,7 @@
         </w:rPr>
         <w:t xml:space="preserve">], </w:t>
       </w:r>
-      <w:hyperlink r:id="rId98" w:history="1">
+      <w:hyperlink r:id="rId104" w:history="1">
         <w:r>
           <w:rPr>
             <w:rStyle w:val="Hyperlink"/>
@@ -16853,7 +16779,7 @@
         </w:rPr>
         <w:t xml:space="preserve"> [</w:t>
       </w:r>
-      <w:hyperlink r:id="rId99" w:history="1">
+      <w:hyperlink r:id="rId105" w:history="1">
         <w:r>
           <w:rPr>
             <w:rStyle w:val="Hyperlink"/>
@@ -16868,7 +16794,7 @@
         </w:rPr>
         <w:t xml:space="preserve">], </w:t>
       </w:r>
-      <w:hyperlink r:id="rId100" w:history="1">
+      <w:hyperlink r:id="rId106" w:history="1">
         <w:r>
           <w:rPr>
             <w:rStyle w:val="Hyperlink"/>
@@ -16890,14 +16816,6 @@
       </w:pPr>
     </w:p>
     <w:p>
-      <w:pPr>
-        <w:rPr>
-          <w:rStyle w:val="TextkrperZchn"/>
-          <w:rFonts w:ascii="Times New Roman" w:hAnsi="Times New Roman"/>
-          <w:i/>
-          <w:iCs/>
-        </w:rPr>
-      </w:pPr>
       <w:r>
         <w:rPr>
           <w:rStyle w:val="TextkrperZchn"/>
@@ -16941,7 +16859,7 @@
         </w:rPr>
         <w:t>[</w:t>
       </w:r>
-      <w:hyperlink r:id="rId101" w:history="1">
+      <w:hyperlink r:id="rId107" w:history="1">
         <w:r>
           <w:rPr>
             <w:rStyle w:val="Hyperlink"/>
@@ -16956,7 +16874,7 @@
         </w:rPr>
         <w:t xml:space="preserve">], </w:t>
       </w:r>
-      <w:hyperlink r:id="rId102" w:history="1">
+      <w:hyperlink r:id="rId108" w:history="1">
         <w:r>
           <w:rPr>
             <w:rStyle w:val="Hyperlink"/>
@@ -16965,9 +16883,19 @@
             <w:color w:val="000000" w:themeColor="text1"/>
             <w:u w:val="none"/>
           </w:rPr>
-          <w:t>https://github.com/RichardSarabia/SimuladorBrazoLazaro_RLAgent_TFM_RicardoSarabia/blob/main/Fase4/03_results/ComparasionPID_vs_RL_F4A_Agente600.pdf</w:t>
+          <w:t>https://github.com/RichardSarabia/SimuladorBrazoLazaro_RLAgent_TFM_RicardoSarabia/blob/main/Fase4/03_results/FaseA/ComparacionPID_vs_RL_F4A_Agente600.pdf</w:t>
         </w:r>
       </w:hyperlink>
+    </w:p>
+    <w:p>
+      <w:pPr>
+        <w:rPr>
+          <w:rStyle w:val="TextkrperZchn"/>
+          <w:rFonts w:ascii="Times New Roman" w:hAnsi="Times New Roman"/>
+          <w:i/>
+          <w:iCs/>
+        </w:rPr>
+      </w:pPr>
     </w:p>
     <w:p>
       <w:pPr>
@@ -17031,7 +16959,7 @@
         </w:rPr>
         <w:t>[</w:t>
       </w:r>
-      <w:hyperlink r:id="rId103" w:history="1">
+      <w:hyperlink r:id="rId109" w:history="1">
         <w:r>
           <w:rPr>
             <w:rStyle w:val="Hyperlink"/>
@@ -17046,7 +16974,7 @@
         </w:rPr>
         <w:t xml:space="preserve">],  </w:t>
       </w:r>
-      <w:hyperlink r:id="rId104" w:history="1">
+      <w:hyperlink r:id="rId110" w:history="1">
         <w:r>
           <w:rPr>
             <w:rStyle w:val="Hyperlink"/>
@@ -17073,6 +17001,7 @@
         </w:rPr>
       </w:pPr>
       <w:r>
+        <w:lastRenderedPageBreak/>
         <w:t xml:space="preserve">Fase 4B plataforma plana: </w:t>
       </w:r>
       <w:r>
@@ -17081,7 +17010,7 @@
         </w:rPr>
         <w:t>[</w:t>
       </w:r>
-      <w:hyperlink r:id="rId105" w:history="1">
+      <w:hyperlink r:id="rId111" w:history="1">
         <w:r>
           <w:rPr>
             <w:rStyle w:val="Hyperlink"/>
@@ -17102,7 +17031,7 @@
         </w:rPr>
         <w:t xml:space="preserve"> </w:t>
       </w:r>
-      <w:hyperlink r:id="rId106" w:history="1">
+      <w:hyperlink r:id="rId112" w:history="1">
         <w:r>
           <w:rPr>
             <w:rStyle w:val="Hyperlink"/>
@@ -17132,7 +17061,6 @@
         <w:rPr>
           <w:lang w:eastAsia="es-ES"/>
         </w:rPr>
-        <w:lastRenderedPageBreak/>
         <w:t xml:space="preserve"> </w:t>
       </w:r>
       <w:r>
@@ -17144,7 +17072,7 @@
         </w:rPr>
         <w:t>[</w:t>
       </w:r>
-      <w:hyperlink r:id="rId107" w:history="1">
+      <w:hyperlink r:id="rId113" w:history="1">
         <w:r>
           <w:rPr>
             <w:rStyle w:val="Hyperlink"/>
@@ -17169,7 +17097,7 @@
         </w:rPr>
         <w:t xml:space="preserve"> </w:t>
       </w:r>
-      <w:hyperlink r:id="rId108" w:history="1">
+      <w:hyperlink r:id="rId114" w:history="1">
         <w:r>
           <w:rPr>
             <w:rStyle w:val="Hyperlink"/>
@@ -17212,7 +17140,7 @@
         </w:rPr>
         <w:t>[</w:t>
       </w:r>
-      <w:hyperlink r:id="rId109" w:history="1">
+      <w:hyperlink r:id="rId115" w:history="1">
         <w:r>
           <w:rPr>
             <w:rStyle w:val="Hyperlink"/>
@@ -17233,7 +17161,7 @@
         </w:rPr>
         <w:t xml:space="preserve"> </w:t>
       </w:r>
-      <w:hyperlink r:id="rId110" w:history="1">
+      <w:hyperlink r:id="rId116" w:history="1">
         <w:r>
           <w:rPr>
             <w:rStyle w:val="Hyperlink"/>
@@ -17255,7 +17183,7 @@
       <w:r>
         <w:t>Fase 4B Comparación PID vs RL: [</w:t>
       </w:r>
-      <w:hyperlink r:id="rId111" w:history="1">
+      <w:hyperlink r:id="rId117" w:history="1">
         <w:r>
           <w:rPr>
             <w:rStyle w:val="Hyperlink"/>
@@ -17264,7 +17192,10 @@
         </w:r>
       </w:hyperlink>
       <w:r>
-        <w:t xml:space="preserve">], </w:t>
+        <w:t>]</w:t>
+      </w:r>
+      <w:r>
+        <w:t xml:space="preserve"> </w:t>
       </w:r>
       <w:r>
         <w:rPr>
@@ -17275,7 +17206,7 @@
         </w:rPr>
         <w:t xml:space="preserve"> </w:t>
       </w:r>
-      <w:hyperlink r:id="rId112" w:history="1">
+      <w:hyperlink r:id="rId118" w:history="1">
         <w:r>
           <w:rPr>
             <w:rStyle w:val="Hyperlink"/>
@@ -17285,9 +17216,14 @@
             <w:color w:val="000000" w:themeColor="text1"/>
             <w:u w:val="none"/>
           </w:rPr>
-          <w:t>https://github.com/RichardSarabia/SimuladorBrazoLazaro_RLAgent_TFM_RicardoSarabia/blob/main/Fase4/03_results/FaseB/ComparasionPID_vs_RL_F4B_Agente1900.pdf</w:t>
+          <w:t>https://github.com/RichardSarabia/SimuladorBrazoLazaro_RLAgent_TFM_RicardoSarabia/blob/main/Fase4/03_results/FaseB/ComparacionPID_vs_RL_F4B_Agente1900.pdf</w:t>
         </w:r>
       </w:hyperlink>
+    </w:p>
+    <w:p>
+      <w:pPr>
+        <w:pStyle w:val="Textkrper"/>
+      </w:pPr>
     </w:p>
     <w:p>
       <w:pPr>
@@ -17342,7 +17278,7 @@
         </w:rPr>
         <w:t>[</w:t>
       </w:r>
-      <w:hyperlink r:id="rId113" w:history="1">
+      <w:hyperlink r:id="rId119" w:history="1">
         <w:r>
           <w:rPr>
             <w:rStyle w:val="Hyperlink"/>
@@ -17357,7 +17293,7 @@
         </w:rPr>
         <w:t xml:space="preserve">],  </w:t>
       </w:r>
-      <w:hyperlink r:id="rId114" w:history="1">
+      <w:hyperlink r:id="rId120" w:history="1">
         <w:r>
           <w:rPr>
             <w:rStyle w:val="Hyperlink"/>
@@ -17388,7 +17324,7 @@
         </w:rPr>
         <w:t>[</w:t>
       </w:r>
-      <w:hyperlink r:id="rId115" w:history="1">
+      <w:hyperlink r:id="rId121" w:history="1">
         <w:r>
           <w:rPr>
             <w:rStyle w:val="Hyperlink"/>
@@ -17403,7 +17339,7 @@
         </w:rPr>
         <w:t xml:space="preserve">],  </w:t>
       </w:r>
-      <w:hyperlink r:id="rId116" w:history="1">
+      <w:hyperlink r:id="rId122" w:history="1">
         <w:r>
           <w:rPr>
             <w:rStyle w:val="Hyperlink"/>
@@ -17434,7 +17370,7 @@
         </w:rPr>
         <w:t>[</w:t>
       </w:r>
-      <w:hyperlink r:id="rId117" w:history="1">
+      <w:hyperlink r:id="rId123" w:history="1">
         <w:r>
           <w:rPr>
             <w:rStyle w:val="Hyperlink"/>
@@ -17449,7 +17385,7 @@
         </w:rPr>
         <w:t xml:space="preserve">],  </w:t>
       </w:r>
-      <w:hyperlink r:id="rId118" w:history="1">
+      <w:hyperlink r:id="rId124" w:history="1">
         <w:r>
           <w:rPr>
             <w:rStyle w:val="Hyperlink"/>
@@ -17480,7 +17416,7 @@
         </w:rPr>
         <w:t xml:space="preserve"> [</w:t>
       </w:r>
-      <w:hyperlink r:id="rId119" w:history="1">
+      <w:hyperlink r:id="rId125" w:history="1">
         <w:r>
           <w:rPr>
             <w:rStyle w:val="Hyperlink"/>
@@ -17495,7 +17431,7 @@
         </w:rPr>
         <w:t xml:space="preserve">],  </w:t>
       </w:r>
-      <w:hyperlink r:id="rId120" w:history="1">
+      <w:hyperlink r:id="rId126" w:history="1">
         <w:r>
           <w:rPr>
             <w:rStyle w:val="Hyperlink"/>
@@ -17513,6 +17449,9 @@
     <w:p>
       <w:pPr>
         <w:pStyle w:val="Textkrper"/>
+        <w:rPr>
+          <w:lang w:eastAsia="es-ES"/>
+        </w:rPr>
       </w:pPr>
       <w:r>
         <w:t xml:space="preserve">Fase 4C Comparación PID vs RL: </w:t>
@@ -17523,22 +17462,18 @@
         </w:rPr>
         <w:t>[</w:t>
       </w:r>
-      <w:hyperlink r:id="rId121" w:history="1">
+      <w:hyperlink r:id="rId127" w:history="1">
         <w:r>
           <w:rPr>
             <w:rStyle w:val="Hyperlink"/>
-            <w:lang w:eastAsia="es-ES"/>
           </w:rPr>
           <w:t>Enlace</w:t>
         </w:r>
       </w:hyperlink>
       <w:r>
-        <w:rPr>
-          <w:lang w:eastAsia="es-ES"/>
-        </w:rPr>
-        <w:t xml:space="preserve">],  </w:t>
-      </w:r>
-      <w:hyperlink r:id="rId122" w:history="1">
+        <w:t xml:space="preserve">], </w:t>
+      </w:r>
+      <w:hyperlink r:id="rId128" w:history="1">
         <w:r>
           <w:rPr>
             <w:rStyle w:val="Hyperlink"/>
@@ -17549,9 +17484,14 @@
             <w:u w:val="none"/>
             <w:lang w:eastAsia="es-ES"/>
           </w:rPr>
-          <w:t>https://github.com/RichardSarabia/SimuladorBrazoLazaro_RLAgent_TFM_RicardoSarabia/blob/main/Fase4/03_results/FaseC/ComparasionPID_vs_RL_F4C_Agente300.pdf</w:t>
+          <w:t>https://github.com/RichardSarabia/SimuladorBrazoLazaro_RLAgent_TFM_RicardoSarabia/blob/main/Fase4/03_results/FaseC/ComparacionPID_vs_RL_F4C_Agente300.pdf</w:t>
         </w:r>
       </w:hyperlink>
+    </w:p>
+    <w:p>
+      <w:pPr>
+        <w:pStyle w:val="Textkrper"/>
+      </w:pPr>
     </w:p>
     <w:p>
       <w:pPr>
@@ -17597,7 +17537,7 @@
       <w:r>
         <w:t>Fase 5 plataforma plana: [</w:t>
       </w:r>
-      <w:hyperlink r:id="rId123" w:history="1">
+      <w:hyperlink r:id="rId129" w:history="1">
         <w:r>
           <w:rPr>
             <w:rStyle w:val="Hyperlink"/>
@@ -17608,7 +17548,7 @@
       <w:r>
         <w:t xml:space="preserve">], </w:t>
       </w:r>
-      <w:hyperlink r:id="rId124" w:history="1">
+      <w:hyperlink r:id="rId130" w:history="1">
         <w:r>
           <w:rPr>
             <w:rStyle w:val="Hyperlink"/>
@@ -17627,9 +17567,10 @@
         <w:pStyle w:val="Textkrper"/>
       </w:pPr>
       <w:r>
+        <w:lastRenderedPageBreak/>
         <w:t>Fase 5 plataforma inclinada: [</w:t>
       </w:r>
-      <w:hyperlink r:id="rId125" w:history="1">
+      <w:hyperlink r:id="rId131" w:history="1">
         <w:r>
           <w:rPr>
             <w:rStyle w:val="Hyperlink"/>
@@ -17640,7 +17581,7 @@
       <w:r>
         <w:t xml:space="preserve">], </w:t>
       </w:r>
-      <w:hyperlink r:id="rId126" w:history="1">
+      <w:hyperlink r:id="rId132" w:history="1">
         <w:r>
           <w:rPr>
             <w:rStyle w:val="Hyperlink"/>
@@ -17666,7 +17607,7 @@
       <w:r>
         <w:t>Fase 5 Tabla de Resultados: [</w:t>
       </w:r>
-      <w:hyperlink r:id="rId127" w:history="1">
+      <w:hyperlink r:id="rId133" w:history="1">
         <w:r>
           <w:rPr>
             <w:rStyle w:val="Hyperlink"/>
@@ -17680,10 +17621,11 @@
       <w:r>
         <w:t xml:space="preserve"> </w:t>
       </w:r>
-      <w:hyperlink r:id="rId128" w:history="1">
+      <w:hyperlink r:id="rId134" w:history="1">
         <w:r>
           <w:rPr>
             <w:rStyle w:val="Hyperlink"/>
+            <w:rFonts w:ascii="Times New Roman" w:hAnsi="Times New Roman"/>
             <w:i/>
             <w:iCs/>
             <w:color w:val="000000" w:themeColor="text1"/>
@@ -17698,7 +17640,6 @@
         <w:pStyle w:val="Textkrper"/>
       </w:pPr>
       <w:r>
-        <w:lastRenderedPageBreak/>
         <w:t xml:space="preserve">Fase 5 </w:t>
       </w:r>
       <w:r>
@@ -17710,7 +17651,7 @@
       <w:r>
         <w:t>: [</w:t>
       </w:r>
-      <w:hyperlink r:id="rId129" w:history="1">
+      <w:hyperlink r:id="rId135" w:history="1">
         <w:r>
           <w:rPr>
             <w:rStyle w:val="Hyperlink"/>
@@ -17719,21 +17660,19 @@
         </w:r>
       </w:hyperlink>
       <w:r>
-        <w:t>],</w:t>
-      </w:r>
-      <w:r>
-        <w:t xml:space="preserve"> </w:t>
-      </w:r>
-      <w:hyperlink r:id="rId130" w:history="1">
+        <w:t xml:space="preserve">], </w:t>
+      </w:r>
+      <w:hyperlink r:id="rId136" w:history="1">
         <w:r>
           <w:rPr>
             <w:rStyle w:val="Hyperlink"/>
+            <w:rFonts w:ascii="Times New Roman" w:hAnsi="Times New Roman"/>
             <w:i/>
             <w:iCs/>
             <w:color w:val="000000" w:themeColor="text1"/>
             <w:u w:val="none"/>
           </w:rPr>
-          <w:t>https://github.com/RichardSarabia/SimuladorBrazoLazaro_RLAgent_TFM_RicardoSarabia/blob/main/Fase5/03_results/ComparasionPID_vs_Politica_F5.pdf</w:t>
+          <w:t>https://github.com/RichardSarabia/SimuladorBrazoLazaro_RLAgent_TFM_RicardoSarabia/blob/main/Fase5/03_results/ComparacionPID_vs_Politica_F5.pdf</w:t>
         </w:r>
       </w:hyperlink>
     </w:p>
@@ -17754,16 +17693,21 @@
     </w:p>
     <w:p>
       <w:pPr>
+        <w:pStyle w:val="Textkrper"/>
+      </w:pPr>
+    </w:p>
+    <w:p>
+      <w:pPr>
         <w:rPr>
           <w:lang w:eastAsia="es-ES"/>
         </w:rPr>
       </w:pPr>
     </w:p>
     <w:sectPr>
-      <w:headerReference w:type="even" r:id="rId131"/>
-      <w:headerReference w:type="default" r:id="rId132"/>
-      <w:footerReference w:type="even" r:id="rId133"/>
-      <w:footerReference w:type="default" r:id="rId134"/>
+      <w:headerReference w:type="even" r:id="rId137"/>
+      <w:headerReference w:type="default" r:id="rId138"/>
+      <w:footerReference w:type="even" r:id="rId139"/>
+      <w:footerReference w:type="default" r:id="rId140"/>
       <w:pgSz w:w="11906" w:h="16838"/>
       <w:pgMar w:top="2492" w:right="1701" w:bottom="1244" w:left="1701" w:header="708" w:footer="708" w:gutter="0"/>
       <w:cols w:space="720"/>

--- a/Resultados_Fases/Fase 3_TFM_MIAR_RicardoSarabia.docx
+++ b/Resultados_Fases/Fase 3_TFM_MIAR_RicardoSarabia.docx
@@ -16101,18 +16101,17 @@
         </w:rPr>
         <w:t xml:space="preserve">], </w:t>
       </w:r>
-      <w:hyperlink r:id="rId90" w:history="1">
-        <w:r>
-          <w:rPr>
-            <w:rStyle w:val="Hyperlink"/>
-            <w:i/>
-            <w:iCs/>
-            <w:color w:val="000000" w:themeColor="text1"/>
-            <w:u w:val="none"/>
-          </w:rPr>
-          <w:t>https://github.com/RichardSarabia/SimuladorBrazoLazaro_RLAgent_TFM_RicardoSarabia/blob/main/Fase2/03_results/ComparasionPID_vs_RL_F2.pdf</w:t>
-        </w:r>
-      </w:hyperlink>
+      <w:hyperlink r:id="rId90" w:history="1"/>
+      <w:r>
+        <w:t xml:space="preserve"> </w:t>
+      </w:r>
+      <w:r>
+        <w:rPr>
+          <w:i/>
+          <w:iCs/>
+        </w:rPr>
+        <w:t>https://github.com/RichardSarabia/SimuladorBrazoLazaro_RLAgent_TFM_RicardoSarabia/blob/main/Fase2/03_results/ComparacionPID_vs_RL_F2.pdf</w:t>
+      </w:r>
     </w:p>
     <w:p>
       <w:pPr>
